--- a/pr-preview/pr-153/limit-theorems-tracked-changes.docx
+++ b/pr-preview/pr-153/limit-theorems-tracked-changes.docx
@@ -26,7 +26,7 @@
       </w:pPr>
       <w:ins w:id="2" w:author="PR Preview" w:date="2026-01-01T00:00:00Z">
         <w:r>
-          <w:t xml:space="preserve">Last modified: 2026-10-14 23:23:36 (PDT)</w:t>
+          <w:t xml:space="preserve">Last modified: 2026-10-15 00:07:50 (PDT)</w:t>
         </w:r>
       </w:ins>
     </w:p>
@@ -18280,7 +18280,7 @@
       </w:ins>
       <w:ins w:id="197" w:author="PR Preview" w:date="2026-01-01T00:00:00Z">
         <w:r>
-          <w:t xml:space="preserve">Its derivative in</w:t>
+          <w:t xml:space="preserve">The exponent is a quadratic in</w:t>
         </w:r>
       </w:ins>
       <w:ins w:id="198" w:author="PR Preview" w:date="2026-01-01T00:00:00Z">
@@ -18300,10 +18300,40 @@
       </w:ins>
       <w:ins w:id="200" w:author="PR Preview" w:date="2026-01-01T00:00:00Z">
         <w:r>
+          <w:t xml:space="preserve">with a positive leading coefficient, so it has one minimum, where its derivative is zero.</w:t>
+        </w:r>
+      </w:ins>
+      <w:ins w:id="201" w:author="PR Preview" w:date="2026-01-01T00:00:00Z">
+        <w:r>
+          <w:t xml:space="preserve"> </w:t>
+        </w:r>
+      </w:ins>
+      <w:ins w:id="202" w:author="PR Preview" w:date="2026-01-01T00:00:00Z">
+        <w:r>
+          <w:t xml:space="preserve">Its derivative in</w:t>
+        </w:r>
+      </w:ins>
+      <w:ins w:id="203" w:author="PR Preview" w:date="2026-01-01T00:00:00Z">
+        <w:r>
+          <w:t xml:space="preserve"> </w:t>
+        </w:r>
+      </w:ins>
+      <m:oMath>
+        <m:r>
+          <m:t>s</m:t>
+        </m:r>
+      </m:oMath>
+      <w:ins w:id="204" w:author="PR Preview" w:date="2026-01-01T00:00:00Z">
+        <w:r>
+          <w:t xml:space="preserve"> </w:t>
+        </w:r>
+      </w:ins>
+      <w:ins w:id="205" w:author="PR Preview" w:date="2026-01-01T00:00:00Z">
+        <w:r>
           <w:t xml:space="preserve">is</w:t>
         </w:r>
       </w:ins>
-      <w:ins w:id="201" w:author="PR Preview" w:date="2026-01-01T00:00:00Z">
+      <w:ins w:id="206" w:author="PR Preview" w:date="2026-01-01T00:00:00Z">
         <w:r>
           <w:t xml:space="preserve"> </w:t>
         </w:r>
@@ -18343,22 +18373,22 @@
           <m:t>4</m:t>
         </m:r>
       </m:oMath>
-      <w:ins w:id="202" w:author="PR Preview" w:date="2026-01-01T00:00:00Z">
+      <w:ins w:id="207" w:author="PR Preview" w:date="2026-01-01T00:00:00Z">
         <w:r>
           <w:t xml:space="preserve">,</w:t>
         </w:r>
       </w:ins>
-      <w:ins w:id="203" w:author="PR Preview" w:date="2026-01-01T00:00:00Z">
+      <w:ins w:id="208" w:author="PR Preview" w:date="2026-01-01T00:00:00Z">
         <w:r>
           <w:t xml:space="preserve"> </w:t>
         </w:r>
       </w:ins>
-      <w:ins w:id="204" w:author="PR Preview" w:date="2026-01-01T00:00:00Z">
+      <w:ins w:id="209" w:author="PR Preview" w:date="2026-01-01T00:00:00Z">
         <w:r>
           <w:t xml:space="preserve">which is zero at</w:t>
         </w:r>
       </w:ins>
-      <w:ins w:id="205" w:author="PR Preview" w:date="2026-01-01T00:00:00Z">
+      <w:ins w:id="210" w:author="PR Preview" w:date="2026-01-01T00:00:00Z">
         <w:r>
           <w:t xml:space="preserve"> </w:t>
         </w:r>
@@ -18380,12 +18410,12 @@
           <m:t>ε</m:t>
         </m:r>
       </m:oMath>
-      <w:ins w:id="206" w:author="PR Preview" w:date="2026-01-01T00:00:00Z">
+      <w:ins w:id="211" w:author="PR Preview" w:date="2026-01-01T00:00:00Z">
         <w:r>
           <w:t xml:space="preserve">, and</w:t>
         </w:r>
       </w:ins>
-      <w:ins w:id="207" w:author="PR Preview" w:date="2026-01-01T00:00:00Z">
+      <w:ins w:id="212" w:author="PR Preview" w:date="2026-01-01T00:00:00Z">
         <w:r>
           <w:t xml:space="preserve"> </w:t>
         </w:r>
@@ -18407,22 +18437,22 @@
           <m:t>0</m:t>
         </m:r>
       </m:oMath>
-      <w:ins w:id="208" w:author="PR Preview" w:date="2026-01-01T00:00:00Z">
+      <w:ins w:id="213" w:author="PR Preview" w:date="2026-01-01T00:00:00Z">
         <w:r>
           <w:t xml:space="preserve"> </w:t>
         </w:r>
       </w:ins>
-      <w:ins w:id="209" w:author="PR Preview" w:date="2026-01-01T00:00:00Z">
+      <w:ins w:id="214" w:author="PR Preview" w:date="2026-01-01T00:00:00Z">
         <w:r>
           <w:t xml:space="preserve">is allowed.</w:t>
         </w:r>
       </w:ins>
-      <w:ins w:id="210" w:author="PR Preview" w:date="2026-01-01T00:00:00Z">
+      <w:ins w:id="215" w:author="PR Preview" w:date="2026-01-01T00:00:00Z">
         <w:r>
           <w:t xml:space="preserve"> </w:t>
         </w:r>
       </w:ins>
-      <w:ins w:id="211" w:author="PR Preview" w:date="2026-01-01T00:00:00Z">
+      <w:ins w:id="216" w:author="PR Preview" w:date="2026-01-01T00:00:00Z">
         <w:r>
           <w:t xml:space="preserve">There the exponent is</w:t>
         </w:r>
@@ -18660,7 +18690,7 @@
       <w:pPr>
         <w:pStyle w:val="FirstParagraph"/>
       </w:pPr>
-      <w:ins w:id="212" w:author="PR Preview" w:date="2026-01-01T00:00:00Z">
+      <w:ins w:id="217" w:author="PR Preview" w:date="2026-01-01T00:00:00Z">
         <w:r>
           <w:t xml:space="preserve">which is the claim.</w:t>
         </w:r>
@@ -18671,7 +18701,7 @@
       <w:pPr>
         <w:pStyle w:val="BodyText"/>
       </w:pPr>
-      <w:ins w:id="213" w:author="PR Preview" w:date="2026-01-01T00:00:00Z">
+      <w:ins w:id="218" w:author="PR Preview" w:date="2026-01-01T00:00:00Z">
         <w:r>
           <w:rPr>
             <w:b/>
@@ -18680,23 +18710,23 @@
           <w:t xml:space="preserve">Corollary 2 (Hoeffding’s inequality, two-sided)</w:t>
         </w:r>
       </w:ins>
-      <w:ins w:id="214" w:author="PR Preview" w:date="2026-01-01T00:00:00Z">
+      <w:ins w:id="219" w:author="PR Preview" w:date="2026-01-01T00:00:00Z">
         <w:r>
           <w:t xml:space="preserve"> </w:t>
         </w:r>
       </w:ins>
-      <w:ins w:id="215" w:author="PR Preview" w:date="2026-01-01T00:00:00Z">
+      <w:ins w:id="220" w:author="PR Preview" w:date="2026-01-01T00:00:00Z">
         <w:r>
           <w:t xml:space="preserve">Under the assumptions of</w:t>
         </w:r>
       </w:ins>
-      <w:ins w:id="216" w:author="PR Preview" w:date="2026-01-01T00:00:00Z">
+      <w:ins w:id="221" w:author="PR Preview" w:date="2026-01-01T00:00:00Z">
         <w:r>
           <w:t xml:space="preserve"> </w:t>
         </w:r>
       </w:ins>
       <w:hyperlink w:anchor="thm-hoeffding">
-        <w:ins w:id="217" w:author="PR Preview" w:date="2026-01-01T00:00:00Z">
+        <w:ins w:id="222" w:author="PR Preview" w:date="2026-01-01T00:00:00Z">
           <w:r>
             <w:rPr>
               <w:rStyle w:val="Hyperlink"/>
@@ -18705,12 +18735,12 @@
           </w:r>
         </w:ins>
       </w:hyperlink>
-      <w:ins w:id="218" w:author="PR Preview" w:date="2026-01-01T00:00:00Z">
+      <w:ins w:id="223" w:author="PR Preview" w:date="2026-01-01T00:00:00Z">
         <w:r>
           <w:t xml:space="preserve">, for every</w:t>
         </w:r>
       </w:ins>
-      <w:ins w:id="219" w:author="PR Preview" w:date="2026-01-01T00:00:00Z">
+      <w:ins w:id="224" w:author="PR Preview" w:date="2026-01-01T00:00:00Z">
         <w:r>
           <w:t xml:space="preserve"> </w:t>
         </w:r>
@@ -18729,7 +18759,7 @@
           <m:t>0</m:t>
         </m:r>
       </m:oMath>
-      <w:ins w:id="220" w:author="PR Preview" w:date="2026-01-01T00:00:00Z">
+      <w:ins w:id="225" w:author="PR Preview" w:date="2026-01-01T00:00:00Z">
         <w:r>
           <w:t xml:space="preserve">,</w:t>
         </w:r>
@@ -18895,7 +18925,7 @@
       <w:pPr>
         <w:pStyle w:val="FirstParagraph"/>
       </w:pPr>
-      <w:ins w:id="221" w:author="PR Preview" w:date="2026-01-01T00:00:00Z">
+      <w:ins w:id="226" w:author="PR Preview" w:date="2026-01-01T00:00:00Z">
         <w:r>
           <w:rPr>
             <w:i/>
@@ -18904,17 +18934,17 @@
           <w:t xml:space="preserve">Proof</w:t>
         </w:r>
       </w:ins>
-      <w:ins w:id="222" w:author="PR Preview" w:date="2026-01-01T00:00:00Z">
+      <w:ins w:id="227" w:author="PR Preview" w:date="2026-01-01T00:00:00Z">
         <w:r>
           <w:t xml:space="preserve">. </w:t>
         </w:r>
       </w:ins>
-      <w:ins w:id="223" w:author="PR Preview" w:date="2026-01-01T00:00:00Z">
+      <w:ins w:id="228" w:author="PR Preview" w:date="2026-01-01T00:00:00Z">
         <w:r>
           <w:t xml:space="preserve">The variables</w:t>
         </w:r>
       </w:ins>
-      <w:ins w:id="224" w:author="PR Preview" w:date="2026-01-01T00:00:00Z">
+      <w:ins w:id="229" w:author="PR Preview" w:date="2026-01-01T00:00:00Z">
         <w:r>
           <w:t xml:space="preserve"> </w:t>
         </w:r>
@@ -18981,17 +19011,17 @@
           </m:sub>
         </m:sSub>
       </m:oMath>
-      <w:ins w:id="225" w:author="PR Preview" w:date="2026-01-01T00:00:00Z">
+      <w:ins w:id="230" w:author="PR Preview" w:date="2026-01-01T00:00:00Z">
         <w:r>
           <w:t xml:space="preserve"> </w:t>
         </w:r>
       </w:ins>
-      <w:ins w:id="226" w:author="PR Preview" w:date="2026-01-01T00:00:00Z">
+      <w:ins w:id="231" w:author="PR Preview" w:date="2026-01-01T00:00:00Z">
         <w:r>
           <w:t xml:space="preserve">are IID, lie in</w:t>
         </w:r>
       </w:ins>
-      <w:ins w:id="227" w:author="PR Preview" w:date="2026-01-01T00:00:00Z">
+      <w:ins w:id="232" w:author="PR Preview" w:date="2026-01-01T00:00:00Z">
         <w:r>
           <w:t xml:space="preserve"> </w:t>
         </w:r>
@@ -19022,12 +19052,12 @@
           <m:t>]</m:t>
         </m:r>
       </m:oMath>
-      <w:ins w:id="228" w:author="PR Preview" w:date="2026-01-01T00:00:00Z">
+      <w:ins w:id="233" w:author="PR Preview" w:date="2026-01-01T00:00:00Z">
         <w:r>
           <w:t xml:space="preserve">, and have mean</w:t>
         </w:r>
       </w:ins>
-      <w:ins w:id="229" w:author="PR Preview" w:date="2026-01-01T00:00:00Z">
+      <w:ins w:id="234" w:author="PR Preview" w:date="2026-01-01T00:00:00Z">
         <w:r>
           <w:t xml:space="preserve"> </w:t>
         </w:r>
@@ -19046,22 +19076,22 @@
           <m:t>μ</m:t>
         </m:r>
       </m:oMath>
-      <w:ins w:id="230" w:author="PR Preview" w:date="2026-01-01T00:00:00Z">
+      <w:ins w:id="235" w:author="PR Preview" w:date="2026-01-01T00:00:00Z">
         <w:r>
           <w:t xml:space="preserve">.</w:t>
         </w:r>
       </w:ins>
-      <w:ins w:id="231" w:author="PR Preview" w:date="2026-01-01T00:00:00Z">
+      <w:ins w:id="236" w:author="PR Preview" w:date="2026-01-01T00:00:00Z">
         <w:r>
           <w:t xml:space="preserve"> </w:t>
         </w:r>
       </w:ins>
-      <w:ins w:id="232" w:author="PR Preview" w:date="2026-01-01T00:00:00Z">
+      <w:ins w:id="237" w:author="PR Preview" w:date="2026-01-01T00:00:00Z">
         <w:r>
           <w:t xml:space="preserve">Their average is</w:t>
         </w:r>
       </w:ins>
-      <w:ins w:id="233" w:author="PR Preview" w:date="2026-01-01T00:00:00Z">
+      <w:ins w:id="238" w:author="PR Preview" w:date="2026-01-01T00:00:00Z">
         <w:r>
           <w:t xml:space="preserve"> </w:t>
         </w:r>
@@ -19096,28 +19126,28 @@
           </m:sub>
         </m:sSub>
       </m:oMath>
-      <w:ins w:id="234" w:author="PR Preview" w:date="2026-01-01T00:00:00Z">
+      <w:ins w:id="239" w:author="PR Preview" w:date="2026-01-01T00:00:00Z">
         <w:r>
           <w:t xml:space="preserve">,</w:t>
         </w:r>
       </w:ins>
-      <w:ins w:id="235" w:author="PR Preview" w:date="2026-01-01T00:00:00Z">
+      <w:ins w:id="240" w:author="PR Preview" w:date="2026-01-01T00:00:00Z">
         <w:r>
           <w:t xml:space="preserve"> </w:t>
         </w:r>
       </w:ins>
-      <w:ins w:id="236" w:author="PR Preview" w:date="2026-01-01T00:00:00Z">
+      <w:ins w:id="241" w:author="PR Preview" w:date="2026-01-01T00:00:00Z">
         <w:r>
           <w:t xml:space="preserve">so</w:t>
         </w:r>
       </w:ins>
-      <w:ins w:id="237" w:author="PR Preview" w:date="2026-01-01T00:00:00Z">
+      <w:ins w:id="242" w:author="PR Preview" w:date="2026-01-01T00:00:00Z">
         <w:r>
           <w:t xml:space="preserve"> </w:t>
         </w:r>
       </w:ins>
       <w:hyperlink w:anchor="thm-hoeffding">
-        <w:ins w:id="238" w:author="PR Preview" w:date="2026-01-01T00:00:00Z">
+        <w:ins w:id="243" w:author="PR Preview" w:date="2026-01-01T00:00:00Z">
           <w:r>
             <w:rPr>
               <w:rStyle w:val="Hyperlink"/>
@@ -19126,12 +19156,12 @@
           </w:r>
         </w:ins>
       </w:hyperlink>
-      <w:ins w:id="239" w:author="PR Preview" w:date="2026-01-01T00:00:00Z">
+      <w:ins w:id="244" w:author="PR Preview" w:date="2026-01-01T00:00:00Z">
         <w:r>
           <w:t xml:space="preserve"> </w:t>
         </w:r>
       </w:ins>
-      <w:ins w:id="240" w:author="PR Preview" w:date="2026-01-01T00:00:00Z">
+      <w:ins w:id="245" w:author="PR Preview" w:date="2026-01-01T00:00:00Z">
         <w:r>
           <w:t xml:space="preserve">applied to them gives</w:t>
         </w:r>
@@ -19424,12 +19454,12 @@
       <w:pPr>
         <w:pStyle w:val="FirstParagraph"/>
       </w:pPr>
-      <w:ins w:id="241" w:author="PR Preview" w:date="2026-01-01T00:00:00Z">
+      <w:ins w:id="246" w:author="PR Preview" w:date="2026-01-01T00:00:00Z">
         <w:r>
           <w:t xml:space="preserve">The event</w:t>
         </w:r>
       </w:ins>
-      <w:ins w:id="242" w:author="PR Preview" w:date="2026-01-01T00:00:00Z">
+      <w:ins w:id="247" w:author="PR Preview" w:date="2026-01-01T00:00:00Z">
         <w:r>
           <w:t xml:space="preserve"> </w:t>
         </w:r>
@@ -19505,17 +19535,17 @@
           <m:t>​</m:t>
         </m:r>
       </m:oMath>
-      <w:ins w:id="243" w:author="PR Preview" w:date="2026-01-01T00:00:00Z">
+      <w:ins w:id="248" w:author="PR Preview" w:date="2026-01-01T00:00:00Z">
         <w:r>
           <w:t xml:space="preserve"> </w:t>
         </w:r>
       </w:ins>
-      <w:ins w:id="244" w:author="PR Preview" w:date="2026-01-01T00:00:00Z">
+      <w:ins w:id="249" w:author="PR Preview" w:date="2026-01-01T00:00:00Z">
         <w:r>
           <w:t xml:space="preserve">is the union of</w:t>
         </w:r>
       </w:ins>
-      <w:ins w:id="245" w:author="PR Preview" w:date="2026-01-01T00:00:00Z">
+      <w:ins w:id="250" w:author="PR Preview" w:date="2026-01-01T00:00:00Z">
         <w:r>
           <w:t xml:space="preserve"> </w:t>
         </w:r>
@@ -19575,17 +19605,17 @@
           <m:t>​</m:t>
         </m:r>
       </m:oMath>
-      <w:ins w:id="246" w:author="PR Preview" w:date="2026-01-01T00:00:00Z">
+      <w:ins w:id="251" w:author="PR Preview" w:date="2026-01-01T00:00:00Z">
         <w:r>
           <w:t xml:space="preserve"> </w:t>
         </w:r>
       </w:ins>
-      <w:ins w:id="247" w:author="PR Preview" w:date="2026-01-01T00:00:00Z">
+      <w:ins w:id="252" w:author="PR Preview" w:date="2026-01-01T00:00:00Z">
         <w:r>
           <w:t xml:space="preserve">and</w:t>
         </w:r>
       </w:ins>
-      <w:ins w:id="248" w:author="PR Preview" w:date="2026-01-01T00:00:00Z">
+      <w:ins w:id="253" w:author="PR Preview" w:date="2026-01-01T00:00:00Z">
         <w:r>
           <w:t xml:space="preserve"> </w:t>
         </w:r>
@@ -19645,27 +19675,27 @@
           <m:t>​</m:t>
         </m:r>
       </m:oMath>
-      <w:ins w:id="249" w:author="PR Preview" w:date="2026-01-01T00:00:00Z">
+      <w:ins w:id="254" w:author="PR Preview" w:date="2026-01-01T00:00:00Z">
         <w:r>
           <w:t xml:space="preserve">.</w:t>
         </w:r>
       </w:ins>
-      <w:ins w:id="250" w:author="PR Preview" w:date="2026-01-01T00:00:00Z">
+      <w:ins w:id="255" w:author="PR Preview" w:date="2026-01-01T00:00:00Z">
         <w:r>
           <w:t xml:space="preserve"> </w:t>
         </w:r>
       </w:ins>
-      <w:ins w:id="251" w:author="PR Preview" w:date="2026-01-01T00:00:00Z">
+      <w:ins w:id="256" w:author="PR Preview" w:date="2026-01-01T00:00:00Z">
         <w:r>
           <w:t xml:space="preserve">The probability of a union is at most the sum of the probabilities,</w:t>
         </w:r>
       </w:ins>
-      <w:ins w:id="252" w:author="PR Preview" w:date="2026-01-01T00:00:00Z">
+      <w:ins w:id="257" w:author="PR Preview" w:date="2026-01-01T00:00:00Z">
         <w:r>
           <w:t xml:space="preserve"> </w:t>
         </w:r>
       </w:ins>
-      <w:ins w:id="253" w:author="PR Preview" w:date="2026-01-01T00:00:00Z">
+      <w:ins w:id="258" w:author="PR Preview" w:date="2026-01-01T00:00:00Z">
         <w:r>
           <w:t xml:space="preserve">so</w:t>
         </w:r>
@@ -20068,7 +20098,7 @@
       <w:pPr>
         <w:pStyle w:val="FirstParagraph"/>
       </w:pPr>
-      <w:ins w:id="254" w:author="PR Preview" w:date="2026-01-01T00:00:00Z">
+      <w:ins w:id="259" w:author="PR Preview" w:date="2026-01-01T00:00:00Z">
         <w:r>
           <w:rPr>
             <w:i/>
@@ -20077,42 +20107,42 @@
           <w:t xml:space="preserve">Remark</w:t>
         </w:r>
       </w:ins>
-      <w:ins w:id="255" w:author="PR Preview" w:date="2026-01-01T00:00:00Z">
+      <w:ins w:id="260" w:author="PR Preview" w:date="2026-01-01T00:00:00Z">
         <w:r>
           <w:t xml:space="preserve">. </w:t>
         </w:r>
       </w:ins>
-      <w:ins w:id="256" w:author="PR Preview" w:date="2026-01-01T00:00:00Z">
+      <w:ins w:id="261" w:author="PR Preview" w:date="2026-01-01T00:00:00Z">
         <w:r>
           <w:t xml:space="preserve">Hoeffding stated the inequality for sums of independent bounded random variables, with different bounds for each term</w:t>
         </w:r>
       </w:ins>
-      <w:ins w:id="257" w:author="PR Preview" w:date="2026-01-01T00:00:00Z">
+      <w:ins w:id="262" w:author="PR Preview" w:date="2026-01-01T00:00:00Z">
         <w:r>
           <w:t xml:space="preserve"> </w:t>
         </w:r>
       </w:ins>
-      <w:ins w:id="258" w:author="PR Preview" w:date="2026-01-01T00:00:00Z">
+      <w:ins w:id="263" w:author="PR Preview" w:date="2026-01-01T00:00:00Z">
         <w:r>
           <w:t xml:space="preserve">(Hoeffding 1963)</w:t>
         </w:r>
       </w:ins>
-      <w:ins w:id="259" w:author="PR Preview" w:date="2026-01-01T00:00:00Z">
+      <w:ins w:id="264" w:author="PR Preview" w:date="2026-01-01T00:00:00Z">
         <w:r>
           <w:t xml:space="preserve">.</w:t>
         </w:r>
       </w:ins>
-      <w:ins w:id="260" w:author="PR Preview" w:date="2026-01-01T00:00:00Z">
+      <w:ins w:id="265" w:author="PR Preview" w:date="2026-01-01T00:00:00Z">
         <w:r>
           <w:t xml:space="preserve"> </w:t>
         </w:r>
       </w:ins>
-      <w:ins w:id="261" w:author="PR Preview" w:date="2026-01-01T00:00:00Z">
+      <w:ins w:id="266" w:author="PR Preview" w:date="2026-01-01T00:00:00Z">
         <w:r>
           <w:t xml:space="preserve">This page states the case of an average of IID variables in</w:t>
         </w:r>
       </w:ins>
-      <w:ins w:id="262" w:author="PR Preview" w:date="2026-01-01T00:00:00Z">
+      <w:ins w:id="267" w:author="PR Preview" w:date="2026-01-01T00:00:00Z">
         <w:r>
           <w:t xml:space="preserve"> </w:t>
         </w:r>
@@ -20143,32 +20173,32 @@
           <m:t>]</m:t>
         </m:r>
       </m:oMath>
-      <w:ins w:id="263" w:author="PR Preview" w:date="2026-01-01T00:00:00Z">
+      <w:ins w:id="268" w:author="PR Preview" w:date="2026-01-01T00:00:00Z">
         <w:r>
           <w:t xml:space="preserve">,</w:t>
         </w:r>
       </w:ins>
-      <w:ins w:id="264" w:author="PR Preview" w:date="2026-01-01T00:00:00Z">
+      <w:ins w:id="269" w:author="PR Preview" w:date="2026-01-01T00:00:00Z">
         <w:r>
           <w:t xml:space="preserve"> </w:t>
         </w:r>
       </w:ins>
-      <w:ins w:id="265" w:author="PR Preview" w:date="2026-01-01T00:00:00Z">
+      <w:ins w:id="270" w:author="PR Preview" w:date="2026-01-01T00:00:00Z">
         <w:r>
           <w:t xml:space="preserve">which is the case that bounds the gap between a sample proportion and the probability it estimates.</w:t>
         </w:r>
       </w:ins>
-      <w:ins w:id="266" w:author="PR Preview" w:date="2026-01-01T00:00:00Z">
+      <w:ins w:id="271" w:author="PR Preview" w:date="2026-01-01T00:00:00Z">
         <w:r>
           <w:t xml:space="preserve"> </w:t>
         </w:r>
       </w:ins>
-      <w:ins w:id="267" w:author="PR Preview" w:date="2026-01-01T00:00:00Z">
+      <w:ins w:id="272" w:author="PR Preview" w:date="2026-01-01T00:00:00Z">
         <w:r>
           <w:t xml:space="preserve">For an indicator variable,</w:t>
         </w:r>
       </w:ins>
-      <w:ins w:id="268" w:author="PR Preview" w:date="2026-01-01T00:00:00Z">
+      <w:ins w:id="273" w:author="PR Preview" w:date="2026-01-01T00:00:00Z">
         <w:r>
           <w:t xml:space="preserve"> </w:t>
         </w:r>
@@ -20178,17 +20208,17 @@
           <m:t>μ</m:t>
         </m:r>
       </m:oMath>
-      <w:ins w:id="269" w:author="PR Preview" w:date="2026-01-01T00:00:00Z">
+      <w:ins w:id="274" w:author="PR Preview" w:date="2026-01-01T00:00:00Z">
         <w:r>
           <w:t xml:space="preserve"> </w:t>
         </w:r>
       </w:ins>
-      <w:ins w:id="270" w:author="PR Preview" w:date="2026-01-01T00:00:00Z">
+      <w:ins w:id="275" w:author="PR Preview" w:date="2026-01-01T00:00:00Z">
         <w:r>
           <w:t xml:space="preserve">is the probability of the event and</w:t>
         </w:r>
       </w:ins>
-      <w:ins w:id="271" w:author="PR Preview" w:date="2026-01-01T00:00:00Z">
+      <w:ins w:id="276" w:author="PR Preview" w:date="2026-01-01T00:00:00Z">
         <w:r>
           <w:t xml:space="preserve"> </w:t>
         </w:r>
@@ -20214,17 +20244,17 @@
           </m:sub>
         </m:sSub>
       </m:oMath>
-      <w:ins w:id="272" w:author="PR Preview" w:date="2026-01-01T00:00:00Z">
+      <w:ins w:id="277" w:author="PR Preview" w:date="2026-01-01T00:00:00Z">
         <w:r>
           <w:t xml:space="preserve"> </w:t>
         </w:r>
       </w:ins>
-      <w:ins w:id="273" w:author="PR Preview" w:date="2026-01-01T00:00:00Z">
+      <w:ins w:id="278" w:author="PR Preview" w:date="2026-01-01T00:00:00Z">
         <w:r>
           <w:t xml:space="preserve">is the share of the</w:t>
         </w:r>
       </w:ins>
-      <w:ins w:id="274" w:author="PR Preview" w:date="2026-01-01T00:00:00Z">
+      <w:ins w:id="279" w:author="PR Preview" w:date="2026-01-01T00:00:00Z">
         <w:r>
           <w:t xml:space="preserve"> </w:t>
         </w:r>
@@ -20234,12 +20264,12 @@
           <m:t>n</m:t>
         </m:r>
       </m:oMath>
-      <w:ins w:id="275" w:author="PR Preview" w:date="2026-01-01T00:00:00Z">
+      <w:ins w:id="280" w:author="PR Preview" w:date="2026-01-01T00:00:00Z">
         <w:r>
           <w:t xml:space="preserve"> </w:t>
         </w:r>
       </w:ins>
-      <w:ins w:id="276" w:author="PR Preview" w:date="2026-01-01T00:00:00Z">
+      <w:ins w:id="281" w:author="PR Preview" w:date="2026-01-01T00:00:00Z">
         <w:r>
           <w:t xml:space="preserve">draws in which it occurs.</w:t>
         </w:r>
@@ -20250,7 +20280,7 @@
       <w:pPr>
         <w:pStyle w:val="BodyText"/>
       </w:pPr>
-      <w:ins w:id="277" w:author="PR Preview" w:date="2026-01-01T00:00:00Z">
+      <w:ins w:id="282" w:author="PR Preview" w:date="2026-01-01T00:00:00Z">
         <w:r>
           <w:rPr>
             <w:b/>
@@ -20259,23 +20289,23 @@
           <w:t xml:space="preserve">Example 4 (How loose is Hoeffding’s bound for the share of efficient cars?)</w:t>
         </w:r>
       </w:ins>
-      <w:ins w:id="278" w:author="PR Preview" w:date="2026-01-01T00:00:00Z">
+      <w:ins w:id="283" w:author="PR Preview" w:date="2026-01-01T00:00:00Z">
         <w:r>
           <w:t xml:space="preserve"> </w:t>
         </w:r>
       </w:ins>
-      <w:ins w:id="279" w:author="PR Preview" w:date="2026-01-01T00:00:00Z">
+      <w:ins w:id="284" w:author="PR Preview" w:date="2026-01-01T00:00:00Z">
         <w:r>
           <w:t xml:space="preserve">Take the 392 cars in the Auto data described in</w:t>
         </w:r>
       </w:ins>
-      <w:ins w:id="280" w:author="PR Preview" w:date="2026-01-01T00:00:00Z">
+      <w:ins w:id="285" w:author="PR Preview" w:date="2026-01-01T00:00:00Z">
         <w:r>
           <w:t xml:space="preserve"> </w:t>
         </w:r>
       </w:ins>
       <w:hyperlink w:anchor="exm-clt-auto">
-        <w:ins w:id="281" w:author="PR Preview" w:date="2026-01-01T00:00:00Z">
+        <w:ins w:id="286" w:author="PR Preview" w:date="2026-01-01T00:00:00Z">
           <w:r>
             <w:rPr>
               <w:rStyle w:val="Hyperlink"/>
@@ -20284,27 +20314,27 @@
           </w:r>
         </w:ins>
       </w:hyperlink>
-      <w:ins w:id="282" w:author="PR Preview" w:date="2026-01-01T00:00:00Z">
+      <w:ins w:id="287" w:author="PR Preview" w:date="2026-01-01T00:00:00Z">
         <w:r>
           <w:t xml:space="preserve"> </w:t>
         </w:r>
       </w:ins>
-      <w:ins w:id="283" w:author="PR Preview" w:date="2026-01-01T00:00:00Z">
+      <w:ins w:id="288" w:author="PR Preview" w:date="2026-01-01T00:00:00Z">
         <w:r>
           <w:t xml:space="preserve">as the whole population,</w:t>
         </w:r>
       </w:ins>
-      <w:ins w:id="284" w:author="PR Preview" w:date="2026-01-01T00:00:00Z">
+      <w:ins w:id="289" w:author="PR Preview" w:date="2026-01-01T00:00:00Z">
         <w:r>
           <w:t xml:space="preserve"> </w:t>
         </w:r>
       </w:ins>
-      <w:ins w:id="285" w:author="PR Preview" w:date="2026-01-01T00:00:00Z">
+      <w:ins w:id="290" w:author="PR Preview" w:date="2026-01-01T00:00:00Z">
         <w:r>
           <w:t xml:space="preserve">and call a car efficient if its fuel economy (</w:t>
         </w:r>
       </w:ins>
-      <w:ins w:id="286" w:author="PR Preview" w:date="2026-01-01T00:00:00Z">
+      <w:ins w:id="291" w:author="PR Preview" w:date="2026-01-01T00:00:00Z">
         <w:r>
           <w:rPr>
             <w:rStyle w:val="VerbatimChar"/>
@@ -20312,12 +20342,12 @@
           <w:t xml:space="preserve">mpg</w:t>
         </w:r>
       </w:ins>
-      <w:ins w:id="287" w:author="PR Preview" w:date="2026-01-01T00:00:00Z">
+      <w:ins w:id="292" w:author="PR Preview" w:date="2026-01-01T00:00:00Z">
         <w:r>
           <w:t xml:space="preserve">) is above</w:t>
         </w:r>
       </w:ins>
-      <w:ins w:id="288" w:author="PR Preview" w:date="2026-01-01T00:00:00Z">
+      <w:ins w:id="293" w:author="PR Preview" w:date="2026-01-01T00:00:00Z">
         <w:r>
           <w:t xml:space="preserve"> </w:t>
         </w:r>
@@ -20327,22 +20357,22 @@
           <m:t>25</m:t>
         </m:r>
       </m:oMath>
-      <w:ins w:id="289" w:author="PR Preview" w:date="2026-01-01T00:00:00Z">
+      <w:ins w:id="294" w:author="PR Preview" w:date="2026-01-01T00:00:00Z">
         <w:r>
           <w:t xml:space="preserve">.</w:t>
         </w:r>
       </w:ins>
-      <w:ins w:id="290" w:author="PR Preview" w:date="2026-01-01T00:00:00Z">
+      <w:ins w:id="295" w:author="PR Preview" w:date="2026-01-01T00:00:00Z">
         <w:r>
           <w:t xml:space="preserve"> </w:t>
         </w:r>
       </w:ins>
-      <w:ins w:id="291" w:author="PR Preview" w:date="2026-01-01T00:00:00Z">
+      <w:ins w:id="296" w:author="PR Preview" w:date="2026-01-01T00:00:00Z">
         <w:r>
           <w:t xml:space="preserve">Let</w:t>
         </w:r>
       </w:ins>
-      <w:ins w:id="292" w:author="PR Preview" w:date="2026-01-01T00:00:00Z">
+      <w:ins w:id="297" w:author="PR Preview" w:date="2026-01-01T00:00:00Z">
         <w:r>
           <w:t xml:space="preserve"> </w:t>
         </w:r>
@@ -20370,17 +20400,17 @@
           <m:t>1</m:t>
         </m:r>
       </m:oMath>
-      <w:ins w:id="293" w:author="PR Preview" w:date="2026-01-01T00:00:00Z">
+      <w:ins w:id="298" w:author="PR Preview" w:date="2026-01-01T00:00:00Z">
         <w:r>
           <w:t xml:space="preserve"> </w:t>
         </w:r>
       </w:ins>
-      <w:ins w:id="294" w:author="PR Preview" w:date="2026-01-01T00:00:00Z">
+      <w:ins w:id="299" w:author="PR Preview" w:date="2026-01-01T00:00:00Z">
         <w:r>
           <w:t xml:space="preserve">if the</w:t>
         </w:r>
       </w:ins>
-      <w:ins w:id="295" w:author="PR Preview" w:date="2026-01-01T00:00:00Z">
+      <w:ins w:id="300" w:author="PR Preview" w:date="2026-01-01T00:00:00Z">
         <w:r>
           <w:t xml:space="preserve"> </w:t>
         </w:r>
@@ -20390,12 +20420,12 @@
           <m:t>i</m:t>
         </m:r>
       </m:oMath>
-      <w:ins w:id="296" w:author="PR Preview" w:date="2026-01-01T00:00:00Z">
+      <w:ins w:id="301" w:author="PR Preview" w:date="2026-01-01T00:00:00Z">
         <w:r>
           <w:t xml:space="preserve">th car drawn at random is efficient and</w:t>
         </w:r>
       </w:ins>
-      <w:ins w:id="297" w:author="PR Preview" w:date="2026-01-01T00:00:00Z">
+      <w:ins w:id="302" w:author="PR Preview" w:date="2026-01-01T00:00:00Z">
         <w:r>
           <w:t xml:space="preserve"> </w:t>
         </w:r>
@@ -20423,27 +20453,27 @@
           <m:t>0</m:t>
         </m:r>
       </m:oMath>
-      <w:ins w:id="298" w:author="PR Preview" w:date="2026-01-01T00:00:00Z">
+      <w:ins w:id="303" w:author="PR Preview" w:date="2026-01-01T00:00:00Z">
         <w:r>
           <w:t xml:space="preserve"> </w:t>
         </w:r>
       </w:ins>
-      <w:ins w:id="299" w:author="PR Preview" w:date="2026-01-01T00:00:00Z">
+      <w:ins w:id="304" w:author="PR Preview" w:date="2026-01-01T00:00:00Z">
         <w:r>
           <w:t xml:space="preserve">otherwise,</w:t>
         </w:r>
       </w:ins>
-      <w:ins w:id="300" w:author="PR Preview" w:date="2026-01-01T00:00:00Z">
+      <w:ins w:id="305" w:author="PR Preview" w:date="2026-01-01T00:00:00Z">
         <w:r>
           <w:t xml:space="preserve"> </w:t>
         </w:r>
       </w:ins>
-      <w:ins w:id="301" w:author="PR Preview" w:date="2026-01-01T00:00:00Z">
+      <w:ins w:id="306" w:author="PR Preview" w:date="2026-01-01T00:00:00Z">
         <w:r>
           <w:t xml:space="preserve">so</w:t>
         </w:r>
       </w:ins>
-      <w:ins w:id="302" w:author="PR Preview" w:date="2026-01-01T00:00:00Z">
+      <w:ins w:id="307" w:author="PR Preview" w:date="2026-01-01T00:00:00Z">
         <w:r>
           <w:t xml:space="preserve"> </w:t>
         </w:r>
@@ -20453,17 +20483,17 @@
           <m:t>μ</m:t>
         </m:r>
       </m:oMath>
-      <w:ins w:id="303" w:author="PR Preview" w:date="2026-01-01T00:00:00Z">
+      <w:ins w:id="308" w:author="PR Preview" w:date="2026-01-01T00:00:00Z">
         <w:r>
           <w:t xml:space="preserve"> </w:t>
         </w:r>
       </w:ins>
-      <w:ins w:id="304" w:author="PR Preview" w:date="2026-01-01T00:00:00Z">
+      <w:ins w:id="309" w:author="PR Preview" w:date="2026-01-01T00:00:00Z">
         <w:r>
           <w:t xml:space="preserve">is the share of efficient cars and</w:t>
         </w:r>
       </w:ins>
-      <w:ins w:id="305" w:author="PR Preview" w:date="2026-01-01T00:00:00Z">
+      <w:ins w:id="310" w:author="PR Preview" w:date="2026-01-01T00:00:00Z">
         <w:r>
           <w:t xml:space="preserve"> </w:t>
         </w:r>
@@ -20489,17 +20519,17 @@
           </m:sub>
         </m:sSub>
       </m:oMath>
-      <w:ins w:id="306" w:author="PR Preview" w:date="2026-01-01T00:00:00Z">
+      <w:ins w:id="311" w:author="PR Preview" w:date="2026-01-01T00:00:00Z">
         <w:r>
           <w:t xml:space="preserve"> </w:t>
         </w:r>
       </w:ins>
-      <w:ins w:id="307" w:author="PR Preview" w:date="2026-01-01T00:00:00Z">
+      <w:ins w:id="312" w:author="PR Preview" w:date="2026-01-01T00:00:00Z">
         <w:r>
           <w:t xml:space="preserve">is the share in a sample of</w:t>
         </w:r>
       </w:ins>
-      <w:ins w:id="308" w:author="PR Preview" w:date="2026-01-01T00:00:00Z">
+      <w:ins w:id="313" w:author="PR Preview" w:date="2026-01-01T00:00:00Z">
         <w:r>
           <w:t xml:space="preserve"> </w:t>
         </w:r>
@@ -20509,27 +20539,27 @@
           <m:t>n</m:t>
         </m:r>
       </m:oMath>
-      <w:ins w:id="309" w:author="PR Preview" w:date="2026-01-01T00:00:00Z">
+      <w:ins w:id="314" w:author="PR Preview" w:date="2026-01-01T00:00:00Z">
         <w:r>
           <w:t xml:space="preserve"> </w:t>
         </w:r>
       </w:ins>
-      <w:ins w:id="310" w:author="PR Preview" w:date="2026-01-01T00:00:00Z">
+      <w:ins w:id="315" w:author="PR Preview" w:date="2026-01-01T00:00:00Z">
         <w:r>
           <w:t xml:space="preserve">draws.</w:t>
         </w:r>
       </w:ins>
-      <w:ins w:id="311" w:author="PR Preview" w:date="2026-01-01T00:00:00Z">
+      <w:ins w:id="316" w:author="PR Preview" w:date="2026-01-01T00:00:00Z">
         <w:r>
           <w:t xml:space="preserve"> </w:t>
         </w:r>
       </w:ins>
-      <w:ins w:id="312" w:author="PR Preview" w:date="2026-01-01T00:00:00Z">
+      <w:ins w:id="317" w:author="PR Preview" w:date="2026-01-01T00:00:00Z">
         <w:r>
           <w:t xml:space="preserve">Each</w:t>
         </w:r>
       </w:ins>
-      <w:ins w:id="313" w:author="PR Preview" w:date="2026-01-01T00:00:00Z">
+      <w:ins w:id="318" w:author="PR Preview" w:date="2026-01-01T00:00:00Z">
         <w:r>
           <w:t xml:space="preserve"> </w:t>
         </w:r>
@@ -20548,17 +20578,17 @@
           </m:sub>
         </m:sSub>
       </m:oMath>
-      <w:ins w:id="314" w:author="PR Preview" w:date="2026-01-01T00:00:00Z">
+      <w:ins w:id="319" w:author="PR Preview" w:date="2026-01-01T00:00:00Z">
         <w:r>
           <w:t xml:space="preserve"> </w:t>
         </w:r>
       </w:ins>
-      <w:ins w:id="315" w:author="PR Preview" w:date="2026-01-01T00:00:00Z">
+      <w:ins w:id="320" w:author="PR Preview" w:date="2026-01-01T00:00:00Z">
         <w:r>
           <w:t xml:space="preserve">lies in</w:t>
         </w:r>
       </w:ins>
-      <w:ins w:id="316" w:author="PR Preview" w:date="2026-01-01T00:00:00Z">
+      <w:ins w:id="321" w:author="PR Preview" w:date="2026-01-01T00:00:00Z">
         <w:r>
           <w:t xml:space="preserve"> </w:t>
         </w:r>
@@ -20589,28 +20619,67 @@
           <m:t>]</m:t>
         </m:r>
       </m:oMath>
-      <w:ins w:id="317" w:author="PR Preview" w:date="2026-01-01T00:00:00Z">
+      <w:ins w:id="322" w:author="PR Preview" w:date="2026-01-01T00:00:00Z">
         <w:r>
           <w:t xml:space="preserve">,</w:t>
         </w:r>
       </w:ins>
-      <w:ins w:id="318" w:author="PR Preview" w:date="2026-01-01T00:00:00Z">
+      <w:ins w:id="323" w:author="PR Preview" w:date="2026-01-01T00:00:00Z">
         <w:r>
           <w:t xml:space="preserve"> </w:t>
         </w:r>
       </w:ins>
-      <w:ins w:id="319" w:author="PR Preview" w:date="2026-01-01T00:00:00Z">
-        <w:r>
-          <w:t xml:space="preserve">so</w:t>
-        </w:r>
-      </w:ins>
-      <w:ins w:id="320" w:author="PR Preview" w:date="2026-01-01T00:00:00Z">
+      <w:ins w:id="324" w:author="PR Preview" w:date="2026-01-01T00:00:00Z">
+        <w:r>
+          <w:t xml:space="preserve">and the draws are made with replacement, so the</w:t>
+        </w:r>
+      </w:ins>
+      <w:ins w:id="325" w:author="PR Preview" w:date="2026-01-01T00:00:00Z">
         <w:r>
           <w:t xml:space="preserve"> </w:t>
         </w:r>
       </w:ins>
+      <m:oMath>
+        <m:sSub>
+          <m:e>
+            <m:r>
+              <m:t>X</m:t>
+            </m:r>
+          </m:e>
+          <m:sub>
+            <m:r>
+              <m:t>i</m:t>
+            </m:r>
+          </m:sub>
+        </m:sSub>
+      </m:oMath>
+      <w:ins w:id="326" w:author="PR Preview" w:date="2026-01-01T00:00:00Z">
+        <w:r>
+          <w:t xml:space="preserve"> </w:t>
+        </w:r>
+      </w:ins>
+      <w:ins w:id="327" w:author="PR Preview" w:date="2026-01-01T00:00:00Z">
+        <w:r>
+          <w:t xml:space="preserve">are IID</w:t>
+        </w:r>
+      </w:ins>
+      <w:ins w:id="328" w:author="PR Preview" w:date="2026-01-01T00:00:00Z">
+        <w:r>
+          <w:t xml:space="preserve"> </w:t>
+        </w:r>
+      </w:ins>
+      <w:ins w:id="329" w:author="PR Preview" w:date="2026-01-01T00:00:00Z">
+        <w:r>
+          <w:t xml:space="preserve">and</w:t>
+        </w:r>
+      </w:ins>
+      <w:ins w:id="330" w:author="PR Preview" w:date="2026-01-01T00:00:00Z">
+        <w:r>
+          <w:t xml:space="preserve"> </w:t>
+        </w:r>
+      </w:ins>
       <w:hyperlink w:anchor="cor-hoeffding-two-sided">
-        <w:ins w:id="321" w:author="PR Preview" w:date="2026-01-01T00:00:00Z">
+        <w:ins w:id="331" w:author="PR Preview" w:date="2026-01-01T00:00:00Z">
           <w:r>
             <w:rPr>
               <w:rStyle w:val="Hyperlink"/>
@@ -20619,27 +20688,27 @@
           </w:r>
         </w:ins>
       </w:hyperlink>
-      <w:ins w:id="322" w:author="PR Preview" w:date="2026-01-01T00:00:00Z">
+      <w:ins w:id="332" w:author="PR Preview" w:date="2026-01-01T00:00:00Z">
         <w:r>
           <w:t xml:space="preserve"> </w:t>
         </w:r>
       </w:ins>
-      <w:ins w:id="323" w:author="PR Preview" w:date="2026-01-01T00:00:00Z">
+      <w:ins w:id="333" w:author="PR Preview" w:date="2026-01-01T00:00:00Z">
         <w:r>
           <w:t xml:space="preserve">applies.</w:t>
         </w:r>
       </w:ins>
-      <w:ins w:id="324" w:author="PR Preview" w:date="2026-01-01T00:00:00Z">
+      <w:ins w:id="334" w:author="PR Preview" w:date="2026-01-01T00:00:00Z">
         <w:r>
           <w:t xml:space="preserve"> </w:t>
         </w:r>
       </w:ins>
-      <w:ins w:id="325" w:author="PR Preview" w:date="2026-01-01T00:00:00Z">
+      <w:ins w:id="335" w:author="PR Preview" w:date="2026-01-01T00:00:00Z">
         <w:r>
           <w:t xml:space="preserve">The code below draws</w:t>
         </w:r>
       </w:ins>
-      <w:ins w:id="326" w:author="PR Preview" w:date="2026-01-01T00:00:00Z">
+      <w:ins w:id="336" w:author="PR Preview" w:date="2026-01-01T00:00:00Z">
         <w:r>
           <w:t xml:space="preserve"> </w:t>
         </w:r>
@@ -20658,27 +20727,27 @@
           <m:t>000</m:t>
         </m:r>
       </m:oMath>
-      <w:ins w:id="327" w:author="PR Preview" w:date="2026-01-01T00:00:00Z">
+      <w:ins w:id="337" w:author="PR Preview" w:date="2026-01-01T00:00:00Z">
         <w:r>
           <w:t xml:space="preserve"> </w:t>
         </w:r>
       </w:ins>
-      <w:ins w:id="328" w:author="PR Preview" w:date="2026-01-01T00:00:00Z">
-        <w:r>
-          <w:t xml:space="preserve">samples of each size with replacement,</w:t>
-        </w:r>
-      </w:ins>
-      <w:ins w:id="329" w:author="PR Preview" w:date="2026-01-01T00:00:00Z">
+      <w:ins w:id="338" w:author="PR Preview" w:date="2026-01-01T00:00:00Z">
+        <w:r>
+          <w:t xml:space="preserve">samples of each size,</w:t>
+        </w:r>
+      </w:ins>
+      <w:ins w:id="339" w:author="PR Preview" w:date="2026-01-01T00:00:00Z">
         <w:r>
           <w:t xml:space="preserve"> </w:t>
         </w:r>
       </w:ins>
-      <w:ins w:id="330" w:author="PR Preview" w:date="2026-01-01T00:00:00Z">
-        <w:r>
-          <w:t xml:space="preserve">counts the samples whose share misses</w:t>
-        </w:r>
-      </w:ins>
-      <w:ins w:id="331" w:author="PR Preview" w:date="2026-01-01T00:00:00Z">
+      <w:ins w:id="340" w:author="PR Preview" w:date="2026-01-01T00:00:00Z">
+        <w:r>
+          <w:t xml:space="preserve">computes the proportion of samples whose share misses</w:t>
+        </w:r>
+      </w:ins>
+      <w:ins w:id="341" w:author="PR Preview" w:date="2026-01-01T00:00:00Z">
         <w:r>
           <w:t xml:space="preserve"> </w:t>
         </w:r>
@@ -20688,17 +20757,17 @@
           <m:t>μ</m:t>
         </m:r>
       </m:oMath>
-      <w:ins w:id="332" w:author="PR Preview" w:date="2026-01-01T00:00:00Z">
+      <w:ins w:id="342" w:author="PR Preview" w:date="2026-01-01T00:00:00Z">
         <w:r>
           <w:t xml:space="preserve"> </w:t>
         </w:r>
       </w:ins>
-      <w:ins w:id="333" w:author="PR Preview" w:date="2026-01-01T00:00:00Z">
+      <w:ins w:id="343" w:author="PR Preview" w:date="2026-01-01T00:00:00Z">
         <w:r>
           <w:t xml:space="preserve">by at least</w:t>
         </w:r>
       </w:ins>
-      <w:ins w:id="334" w:author="PR Preview" w:date="2026-01-01T00:00:00Z">
+      <w:ins w:id="344" w:author="PR Preview" w:date="2026-01-01T00:00:00Z">
         <w:r>
           <w:t xml:space="preserve"> </w:t>
         </w:r>
@@ -20717,22 +20786,22 @@
           <m:t>0.1</m:t>
         </m:r>
       </m:oMath>
-      <w:ins w:id="335" w:author="PR Preview" w:date="2026-01-01T00:00:00Z">
+      <w:ins w:id="345" w:author="PR Preview" w:date="2026-01-01T00:00:00Z">
         <w:r>
           <w:t xml:space="preserve">,</w:t>
         </w:r>
       </w:ins>
-      <w:ins w:id="336" w:author="PR Preview" w:date="2026-01-01T00:00:00Z">
+      <w:ins w:id="346" w:author="PR Preview" w:date="2026-01-01T00:00:00Z">
         <w:r>
           <w:t xml:space="preserve"> </w:t>
         </w:r>
       </w:ins>
-      <w:ins w:id="337" w:author="PR Preview" w:date="2026-01-01T00:00:00Z">
-        <w:r>
-          <w:t xml:space="preserve">and sets that count beside the bound</w:t>
-        </w:r>
-      </w:ins>
-      <w:ins w:id="338" w:author="PR Preview" w:date="2026-01-01T00:00:00Z">
+      <w:ins w:id="347" w:author="PR Preview" w:date="2026-01-01T00:00:00Z">
+        <w:r>
+          <w:t xml:space="preserve">and sets that proportion beside the bound</w:t>
+        </w:r>
+      </w:ins>
+      <w:ins w:id="348" w:author="PR Preview" w:date="2026-01-01T00:00:00Z">
         <w:r>
           <w:t xml:space="preserve"> </w:t>
         </w:r>
@@ -20775,23 +20844,23 @@
           </m:sup>
         </m:sSup>
       </m:oMath>
-      <w:ins w:id="339" w:author="PR Preview" w:date="2026-01-01T00:00:00Z">
+      <w:ins w:id="349" w:author="PR Preview" w:date="2026-01-01T00:00:00Z">
         <w:r>
           <w:t xml:space="preserve"> </w:t>
         </w:r>
       </w:ins>
-      <w:ins w:id="340" w:author="PR Preview" w:date="2026-01-01T00:00:00Z">
+      <w:ins w:id="350" w:author="PR Preview" w:date="2026-01-01T00:00:00Z">
         <w:r>
           <w:t xml:space="preserve">of</w:t>
         </w:r>
       </w:ins>
-      <w:ins w:id="341" w:author="PR Preview" w:date="2026-01-01T00:00:00Z">
+      <w:ins w:id="351" w:author="PR Preview" w:date="2026-01-01T00:00:00Z">
         <w:r>
           <w:t xml:space="preserve"> </w:t>
         </w:r>
       </w:ins>
       <w:hyperlink w:anchor="eq-hoeffding">
-        <w:ins w:id="342" w:author="PR Preview" w:date="2026-01-01T00:00:00Z">
+        <w:ins w:id="352" w:author="PR Preview" w:date="2026-01-01T00:00:00Z">
           <w:r>
             <w:rPr>
               <w:rStyle w:val="Hyperlink"/>
@@ -20800,17 +20869,17 @@
           </w:r>
         </w:ins>
       </w:hyperlink>
-      <w:ins w:id="343" w:author="PR Preview" w:date="2026-01-01T00:00:00Z">
+      <w:ins w:id="353" w:author="PR Preview" w:date="2026-01-01T00:00:00Z">
         <w:r>
           <w:t xml:space="preserve"> </w:t>
         </w:r>
       </w:ins>
-      <w:ins w:id="344" w:author="PR Preview" w:date="2026-01-01T00:00:00Z">
+      <w:ins w:id="354" w:author="PR Preview" w:date="2026-01-01T00:00:00Z">
         <w:r>
           <w:t xml:space="preserve">and the bound</w:t>
         </w:r>
       </w:ins>
-      <w:ins w:id="345" w:author="PR Preview" w:date="2026-01-01T00:00:00Z">
+      <w:ins w:id="355" w:author="PR Preview" w:date="2026-01-01T00:00:00Z">
         <w:r>
           <w:t xml:space="preserve"> </w:t>
         </w:r>
@@ -20862,28 +20931,28 @@
           <m:t>)</m:t>
         </m:r>
       </m:oMath>
-      <w:ins w:id="346" w:author="PR Preview" w:date="2026-01-01T00:00:00Z">
+      <w:ins w:id="356" w:author="PR Preview" w:date="2026-01-01T00:00:00Z">
         <w:r>
           <w:t xml:space="preserve"> </w:t>
         </w:r>
       </w:ins>
-      <w:ins w:id="347" w:author="PR Preview" w:date="2026-01-01T00:00:00Z">
+      <w:ins w:id="357" w:author="PR Preview" w:date="2026-01-01T00:00:00Z">
         <w:r>
           <w:t xml:space="preserve">that Chebyshev’s inequality gives</w:t>
         </w:r>
       </w:ins>
-      <w:ins w:id="348" w:author="PR Preview" w:date="2026-01-01T00:00:00Z">
+      <w:ins w:id="358" w:author="PR Preview" w:date="2026-01-01T00:00:00Z">
         <w:r>
           <w:t xml:space="preserve"> </w:t>
         </w:r>
       </w:ins>
-      <w:ins w:id="349" w:author="PR Preview" w:date="2026-01-01T00:00:00Z">
+      <w:ins w:id="359" w:author="PR Preview" w:date="2026-01-01T00:00:00Z">
         <w:r>
           <w:t xml:space="preserve">(</w:t>
         </w:r>
       </w:ins>
       <w:hyperlink w:anchor="exr-chebyshev-sample-size">
-        <w:ins w:id="350" w:author="PR Preview" w:date="2026-01-01T00:00:00Z">
+        <w:ins w:id="360" w:author="PR Preview" w:date="2026-01-01T00:00:00Z">
           <w:r>
             <w:rPr>
               <w:rStyle w:val="Hyperlink"/>
@@ -20892,7 +20961,7 @@
           </w:r>
         </w:ins>
       </w:hyperlink>
-      <w:ins w:id="351" w:author="PR Preview" w:date="2026-01-01T00:00:00Z">
+      <w:ins w:id="361" w:author="PR Preview" w:date="2026-01-01T00:00:00Z">
         <w:r>
           <w:t xml:space="preserve">).</w:t>
         </w:r>
@@ -20902,7 +20971,7 @@
       <w:pPr>
         <w:pStyle w:val="SourceCode"/>
       </w:pPr>
-      <w:ins w:id="352" w:author="PR Preview" w:date="2026-01-01T00:00:00Z">
+      <w:ins w:id="362" w:author="PR Preview" w:date="2026-01-01T00:00:00Z">
         <w:r>
           <w:rPr>
             <w:rStyle w:val="NormalTok"/>
@@ -20910,7 +20979,7 @@
           <w:t xml:space="preserve">mpg </w:t>
         </w:r>
       </w:ins>
-      <w:ins w:id="353" w:author="PR Preview" w:date="2026-01-01T00:00:00Z">
+      <w:ins w:id="363" w:author="PR Preview" w:date="2026-01-01T00:00:00Z">
         <w:r>
           <w:rPr>
             <w:rStyle w:val="OtherTok"/>
@@ -20918,7 +20987,7 @@
           <w:t xml:space="preserve">&lt;-</w:t>
         </w:r>
       </w:ins>
-      <w:ins w:id="354" w:author="PR Preview" w:date="2026-01-01T00:00:00Z">
+      <w:ins w:id="364" w:author="PR Preview" w:date="2026-01-01T00:00:00Z">
         <w:r>
           <w:rPr>
             <w:rStyle w:val="NormalTok"/>
@@ -20926,7 +20995,7 @@
           <w:t xml:space="preserve"> </w:t>
         </w:r>
       </w:ins>
-      <w:ins w:id="355" w:author="PR Preview" w:date="2026-01-01T00:00:00Z">
+      <w:ins w:id="365" w:author="PR Preview" w:date="2026-01-01T00:00:00Z">
         <w:r>
           <w:rPr>
             <w:rStyle w:val="FunctionTok"/>
@@ -20934,7 +21003,7 @@
           <w:t xml:space="preserve">read.csv</w:t>
         </w:r>
       </w:ins>
-      <w:ins w:id="356" w:author="PR Preview" w:date="2026-01-01T00:00:00Z">
+      <w:ins w:id="366" w:author="PR Preview" w:date="2026-01-01T00:00:00Z">
         <w:r>
           <w:rPr>
             <w:rStyle w:val="NormalTok"/>
@@ -20942,7 +21011,7 @@
           <w:t xml:space="preserve">(</w:t>
         </w:r>
       </w:ins>
-      <w:ins w:id="357" w:author="PR Preview" w:date="2026-01-01T00:00:00Z">
+      <w:ins w:id="367" w:author="PR Preview" w:date="2026-01-01T00:00:00Z">
         <w:r>
           <w:rPr>
             <w:rStyle w:val="StringTok"/>
@@ -20950,7 +21019,7 @@
           <w:t xml:space="preserve">"data/auto.csv"</w:t>
         </w:r>
       </w:ins>
-      <w:ins w:id="358" w:author="PR Preview" w:date="2026-01-01T00:00:00Z">
+      <w:ins w:id="368" w:author="PR Preview" w:date="2026-01-01T00:00:00Z">
         <w:r>
           <w:rPr>
             <w:rStyle w:val="NormalTok"/>
@@ -20958,7 +21027,7 @@
           <w:t xml:space="preserve">)</w:t>
         </w:r>
       </w:ins>
-      <w:ins w:id="359" w:author="PR Preview" w:date="2026-01-01T00:00:00Z">
+      <w:ins w:id="369" w:author="PR Preview" w:date="2026-01-01T00:00:00Z">
         <w:r>
           <w:rPr>
             <w:rStyle w:val="SpecialCharTok"/>
@@ -20966,7 +21035,7 @@
           <w:t xml:space="preserve">$</w:t>
         </w:r>
       </w:ins>
-      <w:ins w:id="360" w:author="PR Preview" w:date="2026-01-01T00:00:00Z">
+      <w:ins w:id="370" w:author="PR Preview" w:date="2026-01-01T00:00:00Z">
         <w:r>
           <w:rPr>
             <w:rStyle w:val="NormalTok"/>
@@ -20974,12 +21043,12 @@
           <w:t xml:space="preserve">mpg</w:t>
         </w:r>
       </w:ins>
-      <w:ins w:id="361" w:author="PR Preview" w:date="2026-01-01T00:00:00Z">
+      <w:ins w:id="371" w:author="PR Preview" w:date="2026-01-01T00:00:00Z">
         <w:r>
           <w:br/>
         </w:r>
       </w:ins>
-      <w:ins w:id="362" w:author="PR Preview" w:date="2026-01-01T00:00:00Z">
+      <w:ins w:id="372" w:author="PR Preview" w:date="2026-01-01T00:00:00Z">
         <w:r>
           <w:rPr>
             <w:rStyle w:val="NormalTok"/>
@@ -20987,7 +21056,7 @@
           <w:t xml:space="preserve">efficient </w:t>
         </w:r>
       </w:ins>
-      <w:ins w:id="363" w:author="PR Preview" w:date="2026-01-01T00:00:00Z">
+      <w:ins w:id="373" w:author="PR Preview" w:date="2026-01-01T00:00:00Z">
         <w:r>
           <w:rPr>
             <w:rStyle w:val="OtherTok"/>
@@ -20995,7 +21064,7 @@
           <w:t xml:space="preserve">&lt;-</w:t>
         </w:r>
       </w:ins>
-      <w:ins w:id="364" w:author="PR Preview" w:date="2026-01-01T00:00:00Z">
+      <w:ins w:id="374" w:author="PR Preview" w:date="2026-01-01T00:00:00Z">
         <w:r>
           <w:rPr>
             <w:rStyle w:val="NormalTok"/>
@@ -21003,7 +21072,7 @@
           <w:t xml:space="preserve"> </w:t>
         </w:r>
       </w:ins>
-      <w:ins w:id="365" w:author="PR Preview" w:date="2026-01-01T00:00:00Z">
+      <w:ins w:id="375" w:author="PR Preview" w:date="2026-01-01T00:00:00Z">
         <w:r>
           <w:rPr>
             <w:rStyle w:val="FunctionTok"/>
@@ -21011,7 +21080,7 @@
           <w:t xml:space="preserve">as.numeric</w:t>
         </w:r>
       </w:ins>
-      <w:ins w:id="366" w:author="PR Preview" w:date="2026-01-01T00:00:00Z">
+      <w:ins w:id="376" w:author="PR Preview" w:date="2026-01-01T00:00:00Z">
         <w:r>
           <w:rPr>
             <w:rStyle w:val="NormalTok"/>
@@ -21019,7 +21088,7 @@
           <w:t xml:space="preserve">(mpg </w:t>
         </w:r>
       </w:ins>
-      <w:ins w:id="367" w:author="PR Preview" w:date="2026-01-01T00:00:00Z">
+      <w:ins w:id="377" w:author="PR Preview" w:date="2026-01-01T00:00:00Z">
         <w:r>
           <w:rPr>
             <w:rStyle w:val="SpecialCharTok"/>
@@ -21027,7 +21096,7 @@
           <w:t xml:space="preserve">&gt;</w:t>
         </w:r>
       </w:ins>
-      <w:ins w:id="368" w:author="PR Preview" w:date="2026-01-01T00:00:00Z">
+      <w:ins w:id="378" w:author="PR Preview" w:date="2026-01-01T00:00:00Z">
         <w:r>
           <w:rPr>
             <w:rStyle w:val="NormalTok"/>
@@ -21035,7 +21104,7 @@
           <w:t xml:space="preserve"> </w:t>
         </w:r>
       </w:ins>
-      <w:ins w:id="369" w:author="PR Preview" w:date="2026-01-01T00:00:00Z">
+      <w:ins w:id="379" w:author="PR Preview" w:date="2026-01-01T00:00:00Z">
         <w:r>
           <w:rPr>
             <w:rStyle w:val="DecValTok"/>
@@ -21043,7 +21112,7 @@
           <w:t xml:space="preserve">25</w:t>
         </w:r>
       </w:ins>
-      <w:ins w:id="370" w:author="PR Preview" w:date="2026-01-01T00:00:00Z">
+      <w:ins w:id="380" w:author="PR Preview" w:date="2026-01-01T00:00:00Z">
         <w:r>
           <w:rPr>
             <w:rStyle w:val="NormalTok"/>
@@ -21051,12 +21120,12 @@
           <w:t xml:space="preserve">)</w:t>
         </w:r>
       </w:ins>
-      <w:ins w:id="371" w:author="PR Preview" w:date="2026-01-01T00:00:00Z">
+      <w:ins w:id="381" w:author="PR Preview" w:date="2026-01-01T00:00:00Z">
         <w:r>
           <w:br/>
         </w:r>
       </w:ins>
-      <w:ins w:id="372" w:author="PR Preview" w:date="2026-01-01T00:00:00Z">
+      <w:ins w:id="382" w:author="PR Preview" w:date="2026-01-01T00:00:00Z">
         <w:r>
           <w:rPr>
             <w:rStyle w:val="NormalTok"/>
@@ -21064,7 +21133,7 @@
           <w:t xml:space="preserve">mu </w:t>
         </w:r>
       </w:ins>
-      <w:ins w:id="373" w:author="PR Preview" w:date="2026-01-01T00:00:00Z">
+      <w:ins w:id="383" w:author="PR Preview" w:date="2026-01-01T00:00:00Z">
         <w:r>
           <w:rPr>
             <w:rStyle w:val="OtherTok"/>
@@ -21072,7 +21141,7 @@
           <w:t xml:space="preserve">&lt;-</w:t>
         </w:r>
       </w:ins>
-      <w:ins w:id="374" w:author="PR Preview" w:date="2026-01-01T00:00:00Z">
+      <w:ins w:id="384" w:author="PR Preview" w:date="2026-01-01T00:00:00Z">
         <w:r>
           <w:rPr>
             <w:rStyle w:val="NormalTok"/>
@@ -21080,7 +21149,7 @@
           <w:t xml:space="preserve"> </w:t>
         </w:r>
       </w:ins>
-      <w:ins w:id="375" w:author="PR Preview" w:date="2026-01-01T00:00:00Z">
+      <w:ins w:id="385" w:author="PR Preview" w:date="2026-01-01T00:00:00Z">
         <w:r>
           <w:rPr>
             <w:rStyle w:val="FunctionTok"/>
@@ -21088,7 +21157,7 @@
           <w:t xml:space="preserve">mean</w:t>
         </w:r>
       </w:ins>
-      <w:ins w:id="376" w:author="PR Preview" w:date="2026-01-01T00:00:00Z">
+      <w:ins w:id="386" w:author="PR Preview" w:date="2026-01-01T00:00:00Z">
         <w:r>
           <w:rPr>
             <w:rStyle w:val="NormalTok"/>
@@ -21096,12 +21165,12 @@
           <w:t xml:space="preserve">(efficient)</w:t>
         </w:r>
       </w:ins>
-      <w:ins w:id="377" w:author="PR Preview" w:date="2026-01-01T00:00:00Z">
+      <w:ins w:id="387" w:author="PR Preview" w:date="2026-01-01T00:00:00Z">
         <w:r>
           <w:br/>
         </w:r>
       </w:ins>
-      <w:ins w:id="378" w:author="PR Preview" w:date="2026-01-01T00:00:00Z">
+      <w:ins w:id="388" w:author="PR Preview" w:date="2026-01-01T00:00:00Z">
         <w:r>
           <w:rPr>
             <w:rStyle w:val="NormalTok"/>
@@ -21109,7 +21178,7 @@
           <w:t xml:space="preserve">sigma2 </w:t>
         </w:r>
       </w:ins>
-      <w:ins w:id="379" w:author="PR Preview" w:date="2026-01-01T00:00:00Z">
+      <w:ins w:id="389" w:author="PR Preview" w:date="2026-01-01T00:00:00Z">
         <w:r>
           <w:rPr>
             <w:rStyle w:val="OtherTok"/>
@@ -21117,7 +21186,7 @@
           <w:t xml:space="preserve">&lt;-</w:t>
         </w:r>
       </w:ins>
-      <w:ins w:id="380" w:author="PR Preview" w:date="2026-01-01T00:00:00Z">
+      <w:ins w:id="390" w:author="PR Preview" w:date="2026-01-01T00:00:00Z">
         <w:r>
           <w:rPr>
             <w:rStyle w:val="NormalTok"/>
@@ -21125,7 +21194,7 @@
           <w:t xml:space="preserve"> </w:t>
         </w:r>
       </w:ins>
-      <w:ins w:id="381" w:author="PR Preview" w:date="2026-01-01T00:00:00Z">
+      <w:ins w:id="391" w:author="PR Preview" w:date="2026-01-01T00:00:00Z">
         <w:r>
           <w:rPr>
             <w:rStyle w:val="FunctionTok"/>
@@ -21133,7 +21202,7 @@
           <w:t xml:space="preserve">mean</w:t>
         </w:r>
       </w:ins>
-      <w:ins w:id="382" w:author="PR Preview" w:date="2026-01-01T00:00:00Z">
+      <w:ins w:id="392" w:author="PR Preview" w:date="2026-01-01T00:00:00Z">
         <w:r>
           <w:rPr>
             <w:rStyle w:val="NormalTok"/>
@@ -21141,7 +21210,7 @@
           <w:t xml:space="preserve">((efficient </w:t>
         </w:r>
       </w:ins>
-      <w:ins w:id="383" w:author="PR Preview" w:date="2026-01-01T00:00:00Z">
+      <w:ins w:id="393" w:author="PR Preview" w:date="2026-01-01T00:00:00Z">
         <w:r>
           <w:rPr>
             <w:rStyle w:val="SpecialCharTok"/>
@@ -21149,7 +21218,7 @@
           <w:t xml:space="preserve">-</w:t>
         </w:r>
       </w:ins>
-      <w:ins w:id="384" w:author="PR Preview" w:date="2026-01-01T00:00:00Z">
+      <w:ins w:id="394" w:author="PR Preview" w:date="2026-01-01T00:00:00Z">
         <w:r>
           <w:rPr>
             <w:rStyle w:val="NormalTok"/>
@@ -21157,7 +21226,7 @@
           <w:t xml:space="preserve"> mu)</w:t>
         </w:r>
       </w:ins>
-      <w:ins w:id="385" w:author="PR Preview" w:date="2026-01-01T00:00:00Z">
+      <w:ins w:id="395" w:author="PR Preview" w:date="2026-01-01T00:00:00Z">
         <w:r>
           <w:rPr>
             <w:rStyle w:val="SpecialCharTok"/>
@@ -21165,7 +21234,7 @@
           <w:t xml:space="preserve">^</w:t>
         </w:r>
       </w:ins>
-      <w:ins w:id="386" w:author="PR Preview" w:date="2026-01-01T00:00:00Z">
+      <w:ins w:id="396" w:author="PR Preview" w:date="2026-01-01T00:00:00Z">
         <w:r>
           <w:rPr>
             <w:rStyle w:val="DecValTok"/>
@@ -21173,7 +21242,7 @@
           <w:t xml:space="preserve">2</w:t>
         </w:r>
       </w:ins>
-      <w:ins w:id="387" w:author="PR Preview" w:date="2026-01-01T00:00:00Z">
+      <w:ins w:id="397" w:author="PR Preview" w:date="2026-01-01T00:00:00Z">
         <w:r>
           <w:rPr>
             <w:rStyle w:val="NormalTok"/>
@@ -21181,12 +21250,12 @@
           <w:t xml:space="preserve">)</w:t>
         </w:r>
       </w:ins>
-      <w:ins w:id="388" w:author="PR Preview" w:date="2026-01-01T00:00:00Z">
+      <w:ins w:id="398" w:author="PR Preview" w:date="2026-01-01T00:00:00Z">
         <w:r>
           <w:br/>
         </w:r>
       </w:ins>
-      <w:ins w:id="389" w:author="PR Preview" w:date="2026-01-01T00:00:00Z">
+      <w:ins w:id="399" w:author="PR Preview" w:date="2026-01-01T00:00:00Z">
         <w:r>
           <w:rPr>
             <w:rStyle w:val="NormalTok"/>
@@ -21194,7 +21263,7 @@
           <w:t xml:space="preserve">tol </w:t>
         </w:r>
       </w:ins>
-      <w:ins w:id="390" w:author="PR Preview" w:date="2026-01-01T00:00:00Z">
+      <w:ins w:id="400" w:author="PR Preview" w:date="2026-01-01T00:00:00Z">
         <w:r>
           <w:rPr>
             <w:rStyle w:val="OtherTok"/>
@@ -21202,7 +21271,7 @@
           <w:t xml:space="preserve">&lt;-</w:t>
         </w:r>
       </w:ins>
-      <w:ins w:id="391" w:author="PR Preview" w:date="2026-01-01T00:00:00Z">
+      <w:ins w:id="401" w:author="PR Preview" w:date="2026-01-01T00:00:00Z">
         <w:r>
           <w:rPr>
             <w:rStyle w:val="NormalTok"/>
@@ -21210,7 +21279,7 @@
           <w:t xml:space="preserve"> </w:t>
         </w:r>
       </w:ins>
-      <w:ins w:id="392" w:author="PR Preview" w:date="2026-01-01T00:00:00Z">
+      <w:ins w:id="402" w:author="PR Preview" w:date="2026-01-01T00:00:00Z">
         <w:r>
           <w:rPr>
             <w:rStyle w:val="FloatTok"/>
@@ -21218,17 +21287,17 @@
           <w:t xml:space="preserve">0.1</w:t>
         </w:r>
       </w:ins>
-      <w:ins w:id="393" w:author="PR Preview" w:date="2026-01-01T00:00:00Z">
+      <w:ins w:id="403" w:author="PR Preview" w:date="2026-01-01T00:00:00Z">
         <w:r>
           <w:br/>
         </w:r>
       </w:ins>
-      <w:ins w:id="394" w:author="PR Preview" w:date="2026-01-01T00:00:00Z">
+      <w:ins w:id="404" w:author="PR Preview" w:date="2026-01-01T00:00:00Z">
         <w:r>
           <w:br/>
         </w:r>
       </w:ins>
-      <w:ins w:id="395" w:author="PR Preview" w:date="2026-01-01T00:00:00Z">
+      <w:ins w:id="405" w:author="PR Preview" w:date="2026-01-01T00:00:00Z">
         <w:r>
           <w:rPr>
             <w:rStyle w:val="NormalTok"/>
@@ -21236,7 +21305,7 @@
           <w:t xml:space="preserve">n </w:t>
         </w:r>
       </w:ins>
-      <w:ins w:id="396" w:author="PR Preview" w:date="2026-01-01T00:00:00Z">
+      <w:ins w:id="406" w:author="PR Preview" w:date="2026-01-01T00:00:00Z">
         <w:r>
           <w:rPr>
             <w:rStyle w:val="OtherTok"/>
@@ -21244,7 +21313,7 @@
           <w:t xml:space="preserve">&lt;-</w:t>
         </w:r>
       </w:ins>
-      <w:ins w:id="397" w:author="PR Preview" w:date="2026-01-01T00:00:00Z">
+      <w:ins w:id="407" w:author="PR Preview" w:date="2026-01-01T00:00:00Z">
         <w:r>
           <w:rPr>
             <w:rStyle w:val="NormalTok"/>
@@ -21252,7 +21321,7 @@
           <w:t xml:space="preserve"> </w:t>
         </w:r>
       </w:ins>
-      <w:ins w:id="398" w:author="PR Preview" w:date="2026-01-01T00:00:00Z">
+      <w:ins w:id="408" w:author="PR Preview" w:date="2026-01-01T00:00:00Z">
         <w:r>
           <w:rPr>
             <w:rStyle w:val="FunctionTok"/>
@@ -21260,7 +21329,7 @@
           <w:t xml:space="preserve">c</w:t>
         </w:r>
       </w:ins>
-      <w:ins w:id="399" w:author="PR Preview" w:date="2026-01-01T00:00:00Z">
+      <w:ins w:id="409" w:author="PR Preview" w:date="2026-01-01T00:00:00Z">
         <w:r>
           <w:rPr>
             <w:rStyle w:val="NormalTok"/>
@@ -21268,7 +21337,7 @@
           <w:t xml:space="preserve">(</w:t>
         </w:r>
       </w:ins>
-      <w:ins w:id="400" w:author="PR Preview" w:date="2026-01-01T00:00:00Z">
+      <w:ins w:id="410" w:author="PR Preview" w:date="2026-01-01T00:00:00Z">
         <w:r>
           <w:rPr>
             <w:rStyle w:val="DecValTok"/>
@@ -21276,7 +21345,7 @@
           <w:t xml:space="preserve">50</w:t>
         </w:r>
       </w:ins>
-      <w:ins w:id="401" w:author="PR Preview" w:date="2026-01-01T00:00:00Z">
+      <w:ins w:id="411" w:author="PR Preview" w:date="2026-01-01T00:00:00Z">
         <w:r>
           <w:rPr>
             <w:rStyle w:val="NormalTok"/>
@@ -21284,7 +21353,7 @@
           <w:t xml:space="preserve">, </w:t>
         </w:r>
       </w:ins>
-      <w:ins w:id="402" w:author="PR Preview" w:date="2026-01-01T00:00:00Z">
+      <w:ins w:id="412" w:author="PR Preview" w:date="2026-01-01T00:00:00Z">
         <w:r>
           <w:rPr>
             <w:rStyle w:val="DecValTok"/>
@@ -21292,7 +21361,7 @@
           <w:t xml:space="preserve">100</w:t>
         </w:r>
       </w:ins>
-      <w:ins w:id="403" w:author="PR Preview" w:date="2026-01-01T00:00:00Z">
+      <w:ins w:id="413" w:author="PR Preview" w:date="2026-01-01T00:00:00Z">
         <w:r>
           <w:rPr>
             <w:rStyle w:val="NormalTok"/>
@@ -21300,7 +21369,7 @@
           <w:t xml:space="preserve">, </w:t>
         </w:r>
       </w:ins>
-      <w:ins w:id="404" w:author="PR Preview" w:date="2026-01-01T00:00:00Z">
+      <w:ins w:id="414" w:author="PR Preview" w:date="2026-01-01T00:00:00Z">
         <w:r>
           <w:rPr>
             <w:rStyle w:val="DecValTok"/>
@@ -21308,7 +21377,7 @@
           <w:t xml:space="preserve">200</w:t>
         </w:r>
       </w:ins>
-      <w:ins w:id="405" w:author="PR Preview" w:date="2026-01-01T00:00:00Z">
+      <w:ins w:id="415" w:author="PR Preview" w:date="2026-01-01T00:00:00Z">
         <w:r>
           <w:rPr>
             <w:rStyle w:val="NormalTok"/>
@@ -21316,7 +21385,7 @@
           <w:t xml:space="preserve">, </w:t>
         </w:r>
       </w:ins>
-      <w:ins w:id="406" w:author="PR Preview" w:date="2026-01-01T00:00:00Z">
+      <w:ins w:id="416" w:author="PR Preview" w:date="2026-01-01T00:00:00Z">
         <w:r>
           <w:rPr>
             <w:rStyle w:val="DecValTok"/>
@@ -21324,7 +21393,7 @@
           <w:t xml:space="preserve">400</w:t>
         </w:r>
       </w:ins>
-      <w:ins w:id="407" w:author="PR Preview" w:date="2026-01-01T00:00:00Z">
+      <w:ins w:id="417" w:author="PR Preview" w:date="2026-01-01T00:00:00Z">
         <w:r>
           <w:rPr>
             <w:rStyle w:val="NormalTok"/>
@@ -21332,12 +21401,12 @@
           <w:t xml:space="preserve">)</w:t>
         </w:r>
       </w:ins>
-      <w:ins w:id="408" w:author="PR Preview" w:date="2026-01-01T00:00:00Z">
+      <w:ins w:id="418" w:author="PR Preview" w:date="2026-01-01T00:00:00Z">
         <w:r>
           <w:br/>
         </w:r>
       </w:ins>
-      <w:ins w:id="409" w:author="PR Preview" w:date="2026-01-01T00:00:00Z">
+      <w:ins w:id="419" w:author="PR Preview" w:date="2026-01-01T00:00:00Z">
         <w:r>
           <w:rPr>
             <w:rStyle w:val="FunctionTok"/>
@@ -21345,7 +21414,7 @@
           <w:t xml:space="preserve">set.seed</w:t>
         </w:r>
       </w:ins>
-      <w:ins w:id="410" w:author="PR Preview" w:date="2026-01-01T00:00:00Z">
+      <w:ins w:id="420" w:author="PR Preview" w:date="2026-01-01T00:00:00Z">
         <w:r>
           <w:rPr>
             <w:rStyle w:val="NormalTok"/>
@@ -21353,7 +21422,7 @@
           <w:t xml:space="preserve">(</w:t>
         </w:r>
       </w:ins>
-      <w:ins w:id="411" w:author="PR Preview" w:date="2026-01-01T00:00:00Z">
+      <w:ins w:id="421" w:author="PR Preview" w:date="2026-01-01T00:00:00Z">
         <w:r>
           <w:rPr>
             <w:rStyle w:val="DecValTok"/>
@@ -21361,7 +21430,7 @@
           <w:t xml:space="preserve">571</w:t>
         </w:r>
       </w:ins>
-      <w:ins w:id="412" w:author="PR Preview" w:date="2026-01-01T00:00:00Z">
+      <w:ins w:id="422" w:author="PR Preview" w:date="2026-01-01T00:00:00Z">
         <w:r>
           <w:rPr>
             <w:rStyle w:val="NormalTok"/>
@@ -21369,12 +21438,12 @@
           <w:t xml:space="preserve">)</w:t>
         </w:r>
       </w:ins>
-      <w:ins w:id="413" w:author="PR Preview" w:date="2026-01-01T00:00:00Z">
+      <w:ins w:id="423" w:author="PR Preview" w:date="2026-01-01T00:00:00Z">
         <w:r>
           <w:br/>
         </w:r>
       </w:ins>
-      <w:ins w:id="414" w:author="PR Preview" w:date="2026-01-01T00:00:00Z">
+      <w:ins w:id="424" w:author="PR Preview" w:date="2026-01-01T00:00:00Z">
         <w:r>
           <w:rPr>
             <w:rStyle w:val="NormalTok"/>
@@ -21382,7 +21451,7 @@
           <w:t xml:space="preserve">share_missed </w:t>
         </w:r>
       </w:ins>
-      <w:ins w:id="415" w:author="PR Preview" w:date="2026-01-01T00:00:00Z">
+      <w:ins w:id="425" w:author="PR Preview" w:date="2026-01-01T00:00:00Z">
         <w:r>
           <w:rPr>
             <w:rStyle w:val="OtherTok"/>
@@ -21390,7 +21459,7 @@
           <w:t xml:space="preserve">&lt;-</w:t>
         </w:r>
       </w:ins>
-      <w:ins w:id="416" w:author="PR Preview" w:date="2026-01-01T00:00:00Z">
+      <w:ins w:id="426" w:author="PR Preview" w:date="2026-01-01T00:00:00Z">
         <w:r>
           <w:rPr>
             <w:rStyle w:val="NormalTok"/>
@@ -21398,7 +21467,7 @@
           <w:t xml:space="preserve"> </w:t>
         </w:r>
       </w:ins>
-      <w:ins w:id="417" w:author="PR Preview" w:date="2026-01-01T00:00:00Z">
+      <w:ins w:id="427" w:author="PR Preview" w:date="2026-01-01T00:00:00Z">
         <w:r>
           <w:rPr>
             <w:rStyle w:val="FunctionTok"/>
@@ -21406,7 +21475,7 @@
           <w:t xml:space="preserve">sapply</w:t>
         </w:r>
       </w:ins>
-      <w:ins w:id="418" w:author="PR Preview" w:date="2026-01-01T00:00:00Z">
+      <w:ins w:id="428" w:author="PR Preview" w:date="2026-01-01T00:00:00Z">
         <w:r>
           <w:rPr>
             <w:rStyle w:val="NormalTok"/>
@@ -21414,7 +21483,7 @@
           <w:t xml:space="preserve">(n, </w:t>
         </w:r>
       </w:ins>
-      <w:ins w:id="419" w:author="PR Preview" w:date="2026-01-01T00:00:00Z">
+      <w:ins w:id="429" w:author="PR Preview" w:date="2026-01-01T00:00:00Z">
         <w:r>
           <w:rPr>
             <w:rStyle w:val="ControlFlowTok"/>
@@ -21422,7 +21491,7 @@
           <w:t xml:space="preserve">function</w:t>
         </w:r>
       </w:ins>
-      <w:ins w:id="420" w:author="PR Preview" w:date="2026-01-01T00:00:00Z">
+      <w:ins w:id="430" w:author="PR Preview" w:date="2026-01-01T00:00:00Z">
         <w:r>
           <w:rPr>
             <w:rStyle w:val="NormalTok"/>
@@ -21430,12 +21499,12 @@
           <w:t xml:space="preserve">(nn) {</w:t>
         </w:r>
       </w:ins>
-      <w:ins w:id="421" w:author="PR Preview" w:date="2026-01-01T00:00:00Z">
+      <w:ins w:id="431" w:author="PR Preview" w:date="2026-01-01T00:00:00Z">
         <w:r>
           <w:br/>
         </w:r>
       </w:ins>
-      <w:ins w:id="422" w:author="PR Preview" w:date="2026-01-01T00:00:00Z">
+      <w:ins w:id="432" w:author="PR Preview" w:date="2026-01-01T00:00:00Z">
         <w:r>
           <w:rPr>
             <w:rStyle w:val="NormalTok"/>
@@ -21443,7 +21512,7 @@
           <w:t xml:space="preserve">  xbar </w:t>
         </w:r>
       </w:ins>
-      <w:ins w:id="423" w:author="PR Preview" w:date="2026-01-01T00:00:00Z">
+      <w:ins w:id="433" w:author="PR Preview" w:date="2026-01-01T00:00:00Z">
         <w:r>
           <w:rPr>
             <w:rStyle w:val="OtherTok"/>
@@ -21451,7 +21520,7 @@
           <w:t xml:space="preserve">&lt;-</w:t>
         </w:r>
       </w:ins>
-      <w:ins w:id="424" w:author="PR Preview" w:date="2026-01-01T00:00:00Z">
+      <w:ins w:id="434" w:author="PR Preview" w:date="2026-01-01T00:00:00Z">
         <w:r>
           <w:rPr>
             <w:rStyle w:val="NormalTok"/>
@@ -21459,7 +21528,7 @@
           <w:t xml:space="preserve"> </w:t>
         </w:r>
       </w:ins>
-      <w:ins w:id="425" w:author="PR Preview" w:date="2026-01-01T00:00:00Z">
+      <w:ins w:id="435" w:author="PR Preview" w:date="2026-01-01T00:00:00Z">
         <w:r>
           <w:rPr>
             <w:rStyle w:val="FunctionTok"/>
@@ -21467,7 +21536,7 @@
           <w:t xml:space="preserve">replicate</w:t>
         </w:r>
       </w:ins>
-      <w:ins w:id="426" w:author="PR Preview" w:date="2026-01-01T00:00:00Z">
+      <w:ins w:id="436" w:author="PR Preview" w:date="2026-01-01T00:00:00Z">
         <w:r>
           <w:rPr>
             <w:rStyle w:val="NormalTok"/>
@@ -21475,7 +21544,7 @@
           <w:t xml:space="preserve">(</w:t>
         </w:r>
       </w:ins>
-      <w:ins w:id="427" w:author="PR Preview" w:date="2026-01-01T00:00:00Z">
+      <w:ins w:id="437" w:author="PR Preview" w:date="2026-01-01T00:00:00Z">
         <w:r>
           <w:rPr>
             <w:rStyle w:val="DecValTok"/>
@@ -21483,7 +21552,7 @@
           <w:t xml:space="preserve">10000</w:t>
         </w:r>
       </w:ins>
-      <w:ins w:id="428" w:author="PR Preview" w:date="2026-01-01T00:00:00Z">
+      <w:ins w:id="438" w:author="PR Preview" w:date="2026-01-01T00:00:00Z">
         <w:r>
           <w:rPr>
             <w:rStyle w:val="NormalTok"/>
@@ -21491,7 +21560,7 @@
           <w:t xml:space="preserve">, </w:t>
         </w:r>
       </w:ins>
-      <w:ins w:id="429" w:author="PR Preview" w:date="2026-01-01T00:00:00Z">
+      <w:ins w:id="439" w:author="PR Preview" w:date="2026-01-01T00:00:00Z">
         <w:r>
           <w:rPr>
             <w:rStyle w:val="FunctionTok"/>
@@ -21499,7 +21568,7 @@
           <w:t xml:space="preserve">mean</w:t>
         </w:r>
       </w:ins>
-      <w:ins w:id="430" w:author="PR Preview" w:date="2026-01-01T00:00:00Z">
+      <w:ins w:id="440" w:author="PR Preview" w:date="2026-01-01T00:00:00Z">
         <w:r>
           <w:rPr>
             <w:rStyle w:val="NormalTok"/>
@@ -21507,7 +21576,7 @@
           <w:t xml:space="preserve">(</w:t>
         </w:r>
       </w:ins>
-      <w:ins w:id="431" w:author="PR Preview" w:date="2026-01-01T00:00:00Z">
+      <w:ins w:id="441" w:author="PR Preview" w:date="2026-01-01T00:00:00Z">
         <w:r>
           <w:rPr>
             <w:rStyle w:val="FunctionTok"/>
@@ -21515,7 +21584,7 @@
           <w:t xml:space="preserve">sample</w:t>
         </w:r>
       </w:ins>
-      <w:ins w:id="432" w:author="PR Preview" w:date="2026-01-01T00:00:00Z">
+      <w:ins w:id="442" w:author="PR Preview" w:date="2026-01-01T00:00:00Z">
         <w:r>
           <w:rPr>
             <w:rStyle w:val="NormalTok"/>
@@ -21523,7 +21592,7 @@
           <w:t xml:space="preserve">(efficient, nn, </w:t>
         </w:r>
       </w:ins>
-      <w:ins w:id="433" w:author="PR Preview" w:date="2026-01-01T00:00:00Z">
+      <w:ins w:id="443" w:author="PR Preview" w:date="2026-01-01T00:00:00Z">
         <w:r>
           <w:rPr>
             <w:rStyle w:val="AttributeTok"/>
@@ -21531,7 +21600,7 @@
           <w:t xml:space="preserve">replace =</w:t>
         </w:r>
       </w:ins>
-      <w:ins w:id="434" w:author="PR Preview" w:date="2026-01-01T00:00:00Z">
+      <w:ins w:id="444" w:author="PR Preview" w:date="2026-01-01T00:00:00Z">
         <w:r>
           <w:rPr>
             <w:rStyle w:val="NormalTok"/>
@@ -21539,7 +21608,7 @@
           <w:t xml:space="preserve"> </w:t>
         </w:r>
       </w:ins>
-      <w:ins w:id="435" w:author="PR Preview" w:date="2026-01-01T00:00:00Z">
+      <w:ins w:id="445" w:author="PR Preview" w:date="2026-01-01T00:00:00Z">
         <w:r>
           <w:rPr>
             <w:rStyle w:val="ConstantTok"/>
@@ -21547,7 +21616,7 @@
           <w:t xml:space="preserve">TRUE</w:t>
         </w:r>
       </w:ins>
-      <w:ins w:id="436" w:author="PR Preview" w:date="2026-01-01T00:00:00Z">
+      <w:ins w:id="446" w:author="PR Preview" w:date="2026-01-01T00:00:00Z">
         <w:r>
           <w:rPr>
             <w:rStyle w:val="NormalTok"/>
@@ -21555,12 +21624,12 @@
           <w:t xml:space="preserve">)))</w:t>
         </w:r>
       </w:ins>
-      <w:ins w:id="437" w:author="PR Preview" w:date="2026-01-01T00:00:00Z">
+      <w:ins w:id="447" w:author="PR Preview" w:date="2026-01-01T00:00:00Z">
         <w:r>
           <w:br/>
         </w:r>
       </w:ins>
-      <w:ins w:id="438" w:author="PR Preview" w:date="2026-01-01T00:00:00Z">
+      <w:ins w:id="448" w:author="PR Preview" w:date="2026-01-01T00:00:00Z">
         <w:r>
           <w:rPr>
             <w:rStyle w:val="NormalTok"/>
@@ -21568,7 +21637,7 @@
           <w:t xml:space="preserve">  </w:t>
         </w:r>
       </w:ins>
-      <w:ins w:id="439" w:author="PR Preview" w:date="2026-01-01T00:00:00Z">
+      <w:ins w:id="449" w:author="PR Preview" w:date="2026-01-01T00:00:00Z">
         <w:r>
           <w:rPr>
             <w:rStyle w:val="FunctionTok"/>
@@ -21576,7 +21645,7 @@
           <w:t xml:space="preserve">mean</w:t>
         </w:r>
       </w:ins>
-      <w:ins w:id="440" w:author="PR Preview" w:date="2026-01-01T00:00:00Z">
+      <w:ins w:id="450" w:author="PR Preview" w:date="2026-01-01T00:00:00Z">
         <w:r>
           <w:rPr>
             <w:rStyle w:val="NormalTok"/>
@@ -21584,7 +21653,7 @@
           <w:t xml:space="preserve">(</w:t>
         </w:r>
       </w:ins>
-      <w:ins w:id="441" w:author="PR Preview" w:date="2026-01-01T00:00:00Z">
+      <w:ins w:id="451" w:author="PR Preview" w:date="2026-01-01T00:00:00Z">
         <w:r>
           <w:rPr>
             <w:rStyle w:val="FunctionTok"/>
@@ -21592,7 +21661,7 @@
           <w:t xml:space="preserve">abs</w:t>
         </w:r>
       </w:ins>
-      <w:ins w:id="442" w:author="PR Preview" w:date="2026-01-01T00:00:00Z">
+      <w:ins w:id="452" w:author="PR Preview" w:date="2026-01-01T00:00:00Z">
         <w:r>
           <w:rPr>
             <w:rStyle w:val="NormalTok"/>
@@ -21600,7 +21669,7 @@
           <w:t xml:space="preserve">(xbar </w:t>
         </w:r>
       </w:ins>
-      <w:ins w:id="443" w:author="PR Preview" w:date="2026-01-01T00:00:00Z">
+      <w:ins w:id="453" w:author="PR Preview" w:date="2026-01-01T00:00:00Z">
         <w:r>
           <w:rPr>
             <w:rStyle w:val="SpecialCharTok"/>
@@ -21608,7 +21677,7 @@
           <w:t xml:space="preserve">-</w:t>
         </w:r>
       </w:ins>
-      <w:ins w:id="444" w:author="PR Preview" w:date="2026-01-01T00:00:00Z">
+      <w:ins w:id="454" w:author="PR Preview" w:date="2026-01-01T00:00:00Z">
         <w:r>
           <w:rPr>
             <w:rStyle w:val="NormalTok"/>
@@ -21616,7 +21685,7 @@
           <w:t xml:space="preserve"> mu) </w:t>
         </w:r>
       </w:ins>
-      <w:ins w:id="445" w:author="PR Preview" w:date="2026-01-01T00:00:00Z">
+      <w:ins w:id="455" w:author="PR Preview" w:date="2026-01-01T00:00:00Z">
         <w:r>
           <w:rPr>
             <w:rStyle w:val="SpecialCharTok"/>
@@ -21624,7 +21693,7 @@
           <w:t xml:space="preserve">&gt;=</w:t>
         </w:r>
       </w:ins>
-      <w:ins w:id="446" w:author="PR Preview" w:date="2026-01-01T00:00:00Z">
+      <w:ins w:id="456" w:author="PR Preview" w:date="2026-01-01T00:00:00Z">
         <w:r>
           <w:rPr>
             <w:rStyle w:val="NormalTok"/>
@@ -21632,12 +21701,12 @@
           <w:t xml:space="preserve"> tol)</w:t>
         </w:r>
       </w:ins>
-      <w:ins w:id="447" w:author="PR Preview" w:date="2026-01-01T00:00:00Z">
+      <w:ins w:id="457" w:author="PR Preview" w:date="2026-01-01T00:00:00Z">
         <w:r>
           <w:br/>
         </w:r>
       </w:ins>
-      <w:ins w:id="448" w:author="PR Preview" w:date="2026-01-01T00:00:00Z">
+      <w:ins w:id="458" w:author="PR Preview" w:date="2026-01-01T00:00:00Z">
         <w:r>
           <w:rPr>
             <w:rStyle w:val="NormalTok"/>
@@ -21645,12 +21714,12 @@
           <w:t xml:space="preserve">})</w:t>
         </w:r>
       </w:ins>
-      <w:ins w:id="449" w:author="PR Preview" w:date="2026-01-01T00:00:00Z">
+      <w:ins w:id="459" w:author="PR Preview" w:date="2026-01-01T00:00:00Z">
         <w:r>
           <w:br/>
         </w:r>
       </w:ins>
-      <w:ins w:id="450" w:author="PR Preview" w:date="2026-01-01T00:00:00Z">
+      <w:ins w:id="460" w:author="PR Preview" w:date="2026-01-01T00:00:00Z">
         <w:r>
           <w:rPr>
             <w:rStyle w:val="FunctionTok"/>
@@ -21658,7 +21727,7 @@
           <w:t xml:space="preserve">data.frame</w:t>
         </w:r>
       </w:ins>
-      <w:ins w:id="451" w:author="PR Preview" w:date="2026-01-01T00:00:00Z">
+      <w:ins w:id="461" w:author="PR Preview" w:date="2026-01-01T00:00:00Z">
         <w:r>
           <w:rPr>
             <w:rStyle w:val="NormalTok"/>
@@ -21666,12 +21735,12 @@
           <w:t xml:space="preserve">(</w:t>
         </w:r>
       </w:ins>
-      <w:ins w:id="452" w:author="PR Preview" w:date="2026-01-01T00:00:00Z">
+      <w:ins w:id="462" w:author="PR Preview" w:date="2026-01-01T00:00:00Z">
         <w:r>
           <w:br/>
         </w:r>
       </w:ins>
-      <w:ins w:id="453" w:author="PR Preview" w:date="2026-01-01T00:00:00Z">
+      <w:ins w:id="463" w:author="PR Preview" w:date="2026-01-01T00:00:00Z">
         <w:r>
           <w:rPr>
             <w:rStyle w:val="NormalTok"/>
@@ -21679,7 +21748,7 @@
           <w:t xml:space="preserve">  </w:t>
         </w:r>
       </w:ins>
-      <w:ins w:id="454" w:author="PR Preview" w:date="2026-01-01T00:00:00Z">
+      <w:ins w:id="464" w:author="PR Preview" w:date="2026-01-01T00:00:00Z">
         <w:r>
           <w:rPr>
             <w:rStyle w:val="AttributeTok"/>
@@ -21687,7 +21756,7 @@
           <w:t xml:space="preserve">n =</w:t>
         </w:r>
       </w:ins>
-      <w:ins w:id="455" w:author="PR Preview" w:date="2026-01-01T00:00:00Z">
+      <w:ins w:id="465" w:author="PR Preview" w:date="2026-01-01T00:00:00Z">
         <w:r>
           <w:rPr>
             <w:rStyle w:val="NormalTok"/>
@@ -21695,12 +21764,12 @@
           <w:t xml:space="preserve"> n,</w:t>
         </w:r>
       </w:ins>
-      <w:ins w:id="456" w:author="PR Preview" w:date="2026-01-01T00:00:00Z">
+      <w:ins w:id="466" w:author="PR Preview" w:date="2026-01-01T00:00:00Z">
         <w:r>
           <w:br/>
         </w:r>
       </w:ins>
-      <w:ins w:id="457" w:author="PR Preview" w:date="2026-01-01T00:00:00Z">
+      <w:ins w:id="467" w:author="PR Preview" w:date="2026-01-01T00:00:00Z">
         <w:r>
           <w:rPr>
             <w:rStyle w:val="NormalTok"/>
@@ -21708,7 +21777,7 @@
           <w:t xml:space="preserve">  </w:t>
         </w:r>
       </w:ins>
-      <w:ins w:id="458" w:author="PR Preview" w:date="2026-01-01T00:00:00Z">
+      <w:ins w:id="468" w:author="PR Preview" w:date="2026-01-01T00:00:00Z">
         <w:r>
           <w:rPr>
             <w:rStyle w:val="AttributeTok"/>
@@ -21716,7 +21785,7 @@
           <w:t xml:space="preserve">share_missed =</w:t>
         </w:r>
       </w:ins>
-      <w:ins w:id="459" w:author="PR Preview" w:date="2026-01-01T00:00:00Z">
+      <w:ins w:id="469" w:author="PR Preview" w:date="2026-01-01T00:00:00Z">
         <w:r>
           <w:rPr>
             <w:rStyle w:val="NormalTok"/>
@@ -21724,12 +21793,12 @@
           <w:t xml:space="preserve"> share_missed,</w:t>
         </w:r>
       </w:ins>
-      <w:ins w:id="460" w:author="PR Preview" w:date="2026-01-01T00:00:00Z">
+      <w:ins w:id="470" w:author="PR Preview" w:date="2026-01-01T00:00:00Z">
         <w:r>
           <w:br/>
         </w:r>
       </w:ins>
-      <w:ins w:id="461" w:author="PR Preview" w:date="2026-01-01T00:00:00Z">
+      <w:ins w:id="471" w:author="PR Preview" w:date="2026-01-01T00:00:00Z">
         <w:r>
           <w:rPr>
             <w:rStyle w:val="NormalTok"/>
@@ -21737,7 +21806,7 @@
           <w:t xml:space="preserve">  </w:t>
         </w:r>
       </w:ins>
-      <w:ins w:id="462" w:author="PR Preview" w:date="2026-01-01T00:00:00Z">
+      <w:ins w:id="472" w:author="PR Preview" w:date="2026-01-01T00:00:00Z">
         <w:r>
           <w:rPr>
             <w:rStyle w:val="AttributeTok"/>
@@ -21745,7 +21814,7 @@
           <w:t xml:space="preserve">hoeffding_bound =</w:t>
         </w:r>
       </w:ins>
-      <w:ins w:id="463" w:author="PR Preview" w:date="2026-01-01T00:00:00Z">
+      <w:ins w:id="473" w:author="PR Preview" w:date="2026-01-01T00:00:00Z">
         <w:r>
           <w:rPr>
             <w:rStyle w:val="NormalTok"/>
@@ -21753,7 +21822,7 @@
           <w:t xml:space="preserve"> </w:t>
         </w:r>
       </w:ins>
-      <w:ins w:id="464" w:author="PR Preview" w:date="2026-01-01T00:00:00Z">
+      <w:ins w:id="474" w:author="PR Preview" w:date="2026-01-01T00:00:00Z">
         <w:r>
           <w:rPr>
             <w:rStyle w:val="FunctionTok"/>
@@ -21761,7 +21830,7 @@
           <w:t xml:space="preserve">pmin</w:t>
         </w:r>
       </w:ins>
-      <w:ins w:id="465" w:author="PR Preview" w:date="2026-01-01T00:00:00Z">
+      <w:ins w:id="475" w:author="PR Preview" w:date="2026-01-01T00:00:00Z">
         <w:r>
           <w:rPr>
             <w:rStyle w:val="NormalTok"/>
@@ -21769,7 +21838,7 @@
           <w:t xml:space="preserve">(</w:t>
         </w:r>
       </w:ins>
-      <w:ins w:id="466" w:author="PR Preview" w:date="2026-01-01T00:00:00Z">
+      <w:ins w:id="476" w:author="PR Preview" w:date="2026-01-01T00:00:00Z">
         <w:r>
           <w:rPr>
             <w:rStyle w:val="DecValTok"/>
@@ -21777,7 +21846,7 @@
           <w:t xml:space="preserve">1</w:t>
         </w:r>
       </w:ins>
-      <w:ins w:id="467" w:author="PR Preview" w:date="2026-01-01T00:00:00Z">
+      <w:ins w:id="477" w:author="PR Preview" w:date="2026-01-01T00:00:00Z">
         <w:r>
           <w:rPr>
             <w:rStyle w:val="NormalTok"/>
@@ -21785,7 +21854,7 @@
           <w:t xml:space="preserve">, </w:t>
         </w:r>
       </w:ins>
-      <w:ins w:id="468" w:author="PR Preview" w:date="2026-01-01T00:00:00Z">
+      <w:ins w:id="478" w:author="PR Preview" w:date="2026-01-01T00:00:00Z">
         <w:r>
           <w:rPr>
             <w:rStyle w:val="DecValTok"/>
@@ -21793,7 +21862,7 @@
           <w:t xml:space="preserve">2</w:t>
         </w:r>
       </w:ins>
-      <w:ins w:id="469" w:author="PR Preview" w:date="2026-01-01T00:00:00Z">
+      <w:ins w:id="479" w:author="PR Preview" w:date="2026-01-01T00:00:00Z">
         <w:r>
           <w:rPr>
             <w:rStyle w:val="NormalTok"/>
@@ -21801,7 +21870,7 @@
           <w:t xml:space="preserve"> </w:t>
         </w:r>
       </w:ins>
-      <w:ins w:id="470" w:author="PR Preview" w:date="2026-01-01T00:00:00Z">
+      <w:ins w:id="480" w:author="PR Preview" w:date="2026-01-01T00:00:00Z">
         <w:r>
           <w:rPr>
             <w:rStyle w:val="SpecialCharTok"/>
@@ -21809,7 +21878,7 @@
           <w:t xml:space="preserve">*</w:t>
         </w:r>
       </w:ins>
-      <w:ins w:id="471" w:author="PR Preview" w:date="2026-01-01T00:00:00Z">
+      <w:ins w:id="481" w:author="PR Preview" w:date="2026-01-01T00:00:00Z">
         <w:r>
           <w:rPr>
             <w:rStyle w:val="NormalTok"/>
@@ -21817,7 +21886,7 @@
           <w:t xml:space="preserve"> </w:t>
         </w:r>
       </w:ins>
-      <w:ins w:id="472" w:author="PR Preview" w:date="2026-01-01T00:00:00Z">
+      <w:ins w:id="482" w:author="PR Preview" w:date="2026-01-01T00:00:00Z">
         <w:r>
           <w:rPr>
             <w:rStyle w:val="FunctionTok"/>
@@ -21825,7 +21894,7 @@
           <w:t xml:space="preserve">exp</w:t>
         </w:r>
       </w:ins>
-      <w:ins w:id="473" w:author="PR Preview" w:date="2026-01-01T00:00:00Z">
+      <w:ins w:id="483" w:author="PR Preview" w:date="2026-01-01T00:00:00Z">
         <w:r>
           <w:rPr>
             <w:rStyle w:val="NormalTok"/>
@@ -21833,7 +21902,7 @@
           <w:t xml:space="preserve">(</w:t>
         </w:r>
       </w:ins>
-      <w:ins w:id="474" w:author="PR Preview" w:date="2026-01-01T00:00:00Z">
+      <w:ins w:id="484" w:author="PR Preview" w:date="2026-01-01T00:00:00Z">
         <w:r>
           <w:rPr>
             <w:rStyle w:val="SpecialCharTok"/>
@@ -21841,7 +21910,7 @@
           <w:t xml:space="preserve">-</w:t>
         </w:r>
       </w:ins>
-      <w:ins w:id="475" w:author="PR Preview" w:date="2026-01-01T00:00:00Z">
+      <w:ins w:id="485" w:author="PR Preview" w:date="2026-01-01T00:00:00Z">
         <w:r>
           <w:rPr>
             <w:rStyle w:val="DecValTok"/>
@@ -21849,7 +21918,7 @@
           <w:t xml:space="preserve">2</w:t>
         </w:r>
       </w:ins>
-      <w:ins w:id="476" w:author="PR Preview" w:date="2026-01-01T00:00:00Z">
+      <w:ins w:id="486" w:author="PR Preview" w:date="2026-01-01T00:00:00Z">
         <w:r>
           <w:rPr>
             <w:rStyle w:val="NormalTok"/>
@@ -21857,7 +21926,7 @@
           <w:t xml:space="preserve"> </w:t>
         </w:r>
       </w:ins>
-      <w:ins w:id="477" w:author="PR Preview" w:date="2026-01-01T00:00:00Z">
+      <w:ins w:id="487" w:author="PR Preview" w:date="2026-01-01T00:00:00Z">
         <w:r>
           <w:rPr>
             <w:rStyle w:val="SpecialCharTok"/>
@@ -21865,7 +21934,7 @@
           <w:t xml:space="preserve">*</w:t>
         </w:r>
       </w:ins>
-      <w:ins w:id="478" w:author="PR Preview" w:date="2026-01-01T00:00:00Z">
+      <w:ins w:id="488" w:author="PR Preview" w:date="2026-01-01T00:00:00Z">
         <w:r>
           <w:rPr>
             <w:rStyle w:val="NormalTok"/>
@@ -21873,7 +21942,7 @@
           <w:t xml:space="preserve"> n </w:t>
         </w:r>
       </w:ins>
-      <w:ins w:id="479" w:author="PR Preview" w:date="2026-01-01T00:00:00Z">
+      <w:ins w:id="489" w:author="PR Preview" w:date="2026-01-01T00:00:00Z">
         <w:r>
           <w:rPr>
             <w:rStyle w:val="SpecialCharTok"/>
@@ -21881,7 +21950,7 @@
           <w:t xml:space="preserve">*</w:t>
         </w:r>
       </w:ins>
-      <w:ins w:id="480" w:author="PR Preview" w:date="2026-01-01T00:00:00Z">
+      <w:ins w:id="490" w:author="PR Preview" w:date="2026-01-01T00:00:00Z">
         <w:r>
           <w:rPr>
             <w:rStyle w:val="NormalTok"/>
@@ -21889,7 +21958,7 @@
           <w:t xml:space="preserve"> tol</w:t>
         </w:r>
       </w:ins>
-      <w:ins w:id="481" w:author="PR Preview" w:date="2026-01-01T00:00:00Z">
+      <w:ins w:id="491" w:author="PR Preview" w:date="2026-01-01T00:00:00Z">
         <w:r>
           <w:rPr>
             <w:rStyle w:val="SpecialCharTok"/>
@@ -21897,7 +21966,7 @@
           <w:t xml:space="preserve">^</w:t>
         </w:r>
       </w:ins>
-      <w:ins w:id="482" w:author="PR Preview" w:date="2026-01-01T00:00:00Z">
+      <w:ins w:id="492" w:author="PR Preview" w:date="2026-01-01T00:00:00Z">
         <w:r>
           <w:rPr>
             <w:rStyle w:val="DecValTok"/>
@@ -21905,7 +21974,7 @@
           <w:t xml:space="preserve">2</w:t>
         </w:r>
       </w:ins>
-      <w:ins w:id="483" w:author="PR Preview" w:date="2026-01-01T00:00:00Z">
+      <w:ins w:id="493" w:author="PR Preview" w:date="2026-01-01T00:00:00Z">
         <w:r>
           <w:rPr>
             <w:rStyle w:val="NormalTok"/>
@@ -21913,12 +21982,12 @@
           <w:t xml:space="preserve">)),</w:t>
         </w:r>
       </w:ins>
-      <w:ins w:id="484" w:author="PR Preview" w:date="2026-01-01T00:00:00Z">
+      <w:ins w:id="494" w:author="PR Preview" w:date="2026-01-01T00:00:00Z">
         <w:r>
           <w:br/>
         </w:r>
       </w:ins>
-      <w:ins w:id="485" w:author="PR Preview" w:date="2026-01-01T00:00:00Z">
+      <w:ins w:id="495" w:author="PR Preview" w:date="2026-01-01T00:00:00Z">
         <w:r>
           <w:rPr>
             <w:rStyle w:val="NormalTok"/>
@@ -21926,7 +21995,7 @@
           <w:t xml:space="preserve">  </w:t>
         </w:r>
       </w:ins>
-      <w:ins w:id="486" w:author="PR Preview" w:date="2026-01-01T00:00:00Z">
+      <w:ins w:id="496" w:author="PR Preview" w:date="2026-01-01T00:00:00Z">
         <w:r>
           <w:rPr>
             <w:rStyle w:val="AttributeTok"/>
@@ -21934,7 +22003,7 @@
           <w:t xml:space="preserve">chebyshev_bound =</w:t>
         </w:r>
       </w:ins>
-      <w:ins w:id="487" w:author="PR Preview" w:date="2026-01-01T00:00:00Z">
+      <w:ins w:id="497" w:author="PR Preview" w:date="2026-01-01T00:00:00Z">
         <w:r>
           <w:rPr>
             <w:rStyle w:val="NormalTok"/>
@@ -21942,7 +22011,7 @@
           <w:t xml:space="preserve"> </w:t>
         </w:r>
       </w:ins>
-      <w:ins w:id="488" w:author="PR Preview" w:date="2026-01-01T00:00:00Z">
+      <w:ins w:id="498" w:author="PR Preview" w:date="2026-01-01T00:00:00Z">
         <w:r>
           <w:rPr>
             <w:rStyle w:val="FunctionTok"/>
@@ -21950,7 +22019,7 @@
           <w:t xml:space="preserve">pmin</w:t>
         </w:r>
       </w:ins>
-      <w:ins w:id="489" w:author="PR Preview" w:date="2026-01-01T00:00:00Z">
+      <w:ins w:id="499" w:author="PR Preview" w:date="2026-01-01T00:00:00Z">
         <w:r>
           <w:rPr>
             <w:rStyle w:val="NormalTok"/>
@@ -21958,7 +22027,7 @@
           <w:t xml:space="preserve">(</w:t>
         </w:r>
       </w:ins>
-      <w:ins w:id="490" w:author="PR Preview" w:date="2026-01-01T00:00:00Z">
+      <w:ins w:id="500" w:author="PR Preview" w:date="2026-01-01T00:00:00Z">
         <w:r>
           <w:rPr>
             <w:rStyle w:val="DecValTok"/>
@@ -21966,7 +22035,7 @@
           <w:t xml:space="preserve">1</w:t>
         </w:r>
       </w:ins>
-      <w:ins w:id="491" w:author="PR Preview" w:date="2026-01-01T00:00:00Z">
+      <w:ins w:id="501" w:author="PR Preview" w:date="2026-01-01T00:00:00Z">
         <w:r>
           <w:rPr>
             <w:rStyle w:val="NormalTok"/>
@@ -21974,7 +22043,7 @@
           <w:t xml:space="preserve">, sigma2 </w:t>
         </w:r>
       </w:ins>
-      <w:ins w:id="492" w:author="PR Preview" w:date="2026-01-01T00:00:00Z">
+      <w:ins w:id="502" w:author="PR Preview" w:date="2026-01-01T00:00:00Z">
         <w:r>
           <w:rPr>
             <w:rStyle w:val="SpecialCharTok"/>
@@ -21982,7 +22051,7 @@
           <w:t xml:space="preserve">/</w:t>
         </w:r>
       </w:ins>
-      <w:ins w:id="493" w:author="PR Preview" w:date="2026-01-01T00:00:00Z">
+      <w:ins w:id="503" w:author="PR Preview" w:date="2026-01-01T00:00:00Z">
         <w:r>
           <w:rPr>
             <w:rStyle w:val="NormalTok"/>
@@ -21990,7 +22059,7 @@
           <w:t xml:space="preserve"> (n </w:t>
         </w:r>
       </w:ins>
-      <w:ins w:id="494" w:author="PR Preview" w:date="2026-01-01T00:00:00Z">
+      <w:ins w:id="504" w:author="PR Preview" w:date="2026-01-01T00:00:00Z">
         <w:r>
           <w:rPr>
             <w:rStyle w:val="SpecialCharTok"/>
@@ -21998,7 +22067,7 @@
           <w:t xml:space="preserve">*</w:t>
         </w:r>
       </w:ins>
-      <w:ins w:id="495" w:author="PR Preview" w:date="2026-01-01T00:00:00Z">
+      <w:ins w:id="505" w:author="PR Preview" w:date="2026-01-01T00:00:00Z">
         <w:r>
           <w:rPr>
             <w:rStyle w:val="NormalTok"/>
@@ -22006,7 +22075,7 @@
           <w:t xml:space="preserve"> tol</w:t>
         </w:r>
       </w:ins>
-      <w:ins w:id="496" w:author="PR Preview" w:date="2026-01-01T00:00:00Z">
+      <w:ins w:id="506" w:author="PR Preview" w:date="2026-01-01T00:00:00Z">
         <w:r>
           <w:rPr>
             <w:rStyle w:val="SpecialCharTok"/>
@@ -22014,7 +22083,7 @@
           <w:t xml:space="preserve">^</w:t>
         </w:r>
       </w:ins>
-      <w:ins w:id="497" w:author="PR Preview" w:date="2026-01-01T00:00:00Z">
+      <w:ins w:id="507" w:author="PR Preview" w:date="2026-01-01T00:00:00Z">
         <w:r>
           <w:rPr>
             <w:rStyle w:val="DecValTok"/>
@@ -22022,7 +22091,7 @@
           <w:t xml:space="preserve">2</w:t>
         </w:r>
       </w:ins>
-      <w:ins w:id="498" w:author="PR Preview" w:date="2026-01-01T00:00:00Z">
+      <w:ins w:id="508" w:author="PR Preview" w:date="2026-01-01T00:00:00Z">
         <w:r>
           <w:rPr>
             <w:rStyle w:val="NormalTok"/>
@@ -22030,12 +22099,12 @@
           <w:t xml:space="preserve">))</w:t>
         </w:r>
       </w:ins>
-      <w:ins w:id="499" w:author="PR Preview" w:date="2026-01-01T00:00:00Z">
+      <w:ins w:id="509" w:author="PR Preview" w:date="2026-01-01T00:00:00Z">
         <w:r>
           <w:br/>
         </w:r>
       </w:ins>
-      <w:ins w:id="500" w:author="PR Preview" w:date="2026-01-01T00:00:00Z">
+      <w:ins w:id="510" w:author="PR Preview" w:date="2026-01-01T00:00:00Z">
         <w:r>
           <w:rPr>
             <w:rStyle w:val="NormalTok"/>
@@ -22043,12 +22112,12 @@
           <w:t xml:space="preserve">)</w:t>
         </w:r>
       </w:ins>
-      <w:ins w:id="501" w:author="PR Preview" w:date="2026-01-01T00:00:00Z">
+      <w:ins w:id="511" w:author="PR Preview" w:date="2026-01-01T00:00:00Z">
         <w:r>
           <w:br/>
         </w:r>
       </w:ins>
-      <w:ins w:id="502" w:author="PR Preview" w:date="2026-01-01T00:00:00Z">
+      <w:ins w:id="512" w:author="PR Preview" w:date="2026-01-01T00:00:00Z">
         <w:r>
           <w:rPr>
             <w:rStyle w:val="CommentTok"/>
@@ -22056,12 +22125,12 @@
           <w:t xml:space="preserve">#&gt; # A tibble: 4 × 4</w:t>
         </w:r>
       </w:ins>
-      <w:ins w:id="503" w:author="PR Preview" w:date="2026-01-01T00:00:00Z">
+      <w:ins w:id="513" w:author="PR Preview" w:date="2026-01-01T00:00:00Z">
         <w:r>
           <w:br/>
         </w:r>
       </w:ins>
-      <w:ins w:id="504" w:author="PR Preview" w:date="2026-01-01T00:00:00Z">
+      <w:ins w:id="514" w:author="PR Preview" w:date="2026-01-01T00:00:00Z">
         <w:r>
           <w:rPr>
             <w:rStyle w:val="CommentTok"/>
@@ -22069,12 +22138,12 @@
           <w:t xml:space="preserve">#&gt;       n share_missed hoeffding_bound chebyshev_bound</w:t>
         </w:r>
       </w:ins>
-      <w:ins w:id="505" w:author="PR Preview" w:date="2026-01-01T00:00:00Z">
+      <w:ins w:id="515" w:author="PR Preview" w:date="2026-01-01T00:00:00Z">
         <w:r>
           <w:br/>
         </w:r>
       </w:ins>
-      <w:ins w:id="506" w:author="PR Preview" w:date="2026-01-01T00:00:00Z">
+      <w:ins w:id="516" w:author="PR Preview" w:date="2026-01-01T00:00:00Z">
         <w:r>
           <w:rPr>
             <w:rStyle w:val="CommentTok"/>
@@ -22082,12 +22151,12 @@
           <w:t xml:space="preserve">#&gt;   &lt;dbl&gt;        &lt;dbl&gt;           &lt;dbl&gt;           &lt;dbl&gt;</w:t>
         </w:r>
       </w:ins>
-      <w:ins w:id="507" w:author="PR Preview" w:date="2026-01-01T00:00:00Z">
+      <w:ins w:id="517" w:author="PR Preview" w:date="2026-01-01T00:00:00Z">
         <w:r>
           <w:br/>
         </w:r>
       </w:ins>
-      <w:ins w:id="508" w:author="PR Preview" w:date="2026-01-01T00:00:00Z">
+      <w:ins w:id="518" w:author="PR Preview" w:date="2026-01-01T00:00:00Z">
         <w:r>
           <w:rPr>
             <w:rStyle w:val="CommentTok"/>
@@ -22095,12 +22164,12 @@
           <w:t xml:space="preserve">#&gt; 1    50       0.148         0.736             0.479 </w:t>
         </w:r>
       </w:ins>
-      <w:ins w:id="509" w:author="PR Preview" w:date="2026-01-01T00:00:00Z">
+      <w:ins w:id="519" w:author="PR Preview" w:date="2026-01-01T00:00:00Z">
         <w:r>
           <w:br/>
         </w:r>
       </w:ins>
-      <w:ins w:id="510" w:author="PR Preview" w:date="2026-01-01T00:00:00Z">
+      <w:ins w:id="520" w:author="PR Preview" w:date="2026-01-01T00:00:00Z">
         <w:r>
           <w:rPr>
             <w:rStyle w:val="CommentTok"/>
@@ -22108,12 +22177,12 @@
           <w:t xml:space="preserve">#&gt; 2   100       0.0408        0.271             0.240 </w:t>
         </w:r>
       </w:ins>
-      <w:ins w:id="511" w:author="PR Preview" w:date="2026-01-01T00:00:00Z">
+      <w:ins w:id="521" w:author="PR Preview" w:date="2026-01-01T00:00:00Z">
         <w:r>
           <w:br/>
         </w:r>
       </w:ins>
-      <w:ins w:id="512" w:author="PR Preview" w:date="2026-01-01T00:00:00Z">
+      <w:ins w:id="522" w:author="PR Preview" w:date="2026-01-01T00:00:00Z">
         <w:r>
           <w:rPr>
             <w:rStyle w:val="CommentTok"/>
@@ -22121,12 +22190,12 @@
           <w:t xml:space="preserve">#&gt; 3   200       0.0042        0.0366            0.120 </w:t>
         </w:r>
       </w:ins>
-      <w:ins w:id="513" w:author="PR Preview" w:date="2026-01-01T00:00:00Z">
+      <w:ins w:id="523" w:author="PR Preview" w:date="2026-01-01T00:00:00Z">
         <w:r>
           <w:br/>
         </w:r>
       </w:ins>
-      <w:ins w:id="514" w:author="PR Preview" w:date="2026-01-01T00:00:00Z">
+      <w:ins w:id="524" w:author="PR Preview" w:date="2026-01-01T00:00:00Z">
         <w:r>
           <w:rPr>
             <w:rStyle w:val="CommentTok"/>
@@ -22139,32 +22208,32 @@
       <w:pPr>
         <w:pStyle w:val="FirstParagraph"/>
       </w:pPr>
-      <w:ins w:id="515" w:author="PR Preview" w:date="2026-01-01T00:00:00Z">
-        <w:r>
-          <w:t xml:space="preserve">Both bounds hold at every sample size.</w:t>
-        </w:r>
-      </w:ins>
-      <w:ins w:id="516" w:author="PR Preview" w:date="2026-01-01T00:00:00Z">
+      <w:ins w:id="525" w:author="PR Preview" w:date="2026-01-01T00:00:00Z">
+        <w:r>
+          <w:t xml:space="preserve">The simulated proportions lie below both bounds at every sample size, as the bounds require.</w:t>
+        </w:r>
+      </w:ins>
+      <w:ins w:id="526" w:author="PR Preview" w:date="2026-01-01T00:00:00Z">
         <w:r>
           <w:t xml:space="preserve"> </w:t>
         </w:r>
       </w:ins>
-      <w:ins w:id="517" w:author="PR Preview" w:date="2026-01-01T00:00:00Z">
+      <w:ins w:id="527" w:author="PR Preview" w:date="2026-01-01T00:00:00Z">
         <w:r>
           <w:t xml:space="preserve">The share of efficient cars is 0.398.</w:t>
         </w:r>
       </w:ins>
-      <w:ins w:id="518" w:author="PR Preview" w:date="2026-01-01T00:00:00Z">
+      <w:ins w:id="528" w:author="PR Preview" w:date="2026-01-01T00:00:00Z">
         <w:r>
           <w:t xml:space="preserve"> </w:t>
         </w:r>
       </w:ins>
-      <w:ins w:id="519" w:author="PR Preview" w:date="2026-01-01T00:00:00Z">
+      <w:ins w:id="529" w:author="PR Preview" w:date="2026-01-01T00:00:00Z">
         <w:r>
           <w:t xml:space="preserve">For</w:t>
         </w:r>
       </w:ins>
-      <w:ins w:id="520" w:author="PR Preview" w:date="2026-01-01T00:00:00Z">
+      <w:ins w:id="530" w:author="PR Preview" w:date="2026-01-01T00:00:00Z">
         <w:r>
           <w:t xml:space="preserve"> </w:t>
         </w:r>
@@ -22183,17 +22252,17 @@
           <m:t>50</m:t>
         </m:r>
       </m:oMath>
-      <w:ins w:id="521" w:author="PR Preview" w:date="2026-01-01T00:00:00Z">
+      <w:ins w:id="531" w:author="PR Preview" w:date="2026-01-01T00:00:00Z">
         <w:r>
           <w:t xml:space="preserve"> </w:t>
         </w:r>
       </w:ins>
-      <w:ins w:id="522" w:author="PR Preview" w:date="2026-01-01T00:00:00Z">
+      <w:ins w:id="532" w:author="PR Preview" w:date="2026-01-01T00:00:00Z">
         <w:r>
           <w:t xml:space="preserve">and</w:t>
         </w:r>
       </w:ins>
-      <w:ins w:id="523" w:author="PR Preview" w:date="2026-01-01T00:00:00Z">
+      <w:ins w:id="533" w:author="PR Preview" w:date="2026-01-01T00:00:00Z">
         <w:r>
           <w:t xml:space="preserve"> </w:t>
         </w:r>
@@ -22212,27 +22281,27 @@
           <m:t>100</m:t>
         </m:r>
       </m:oMath>
-      <w:ins w:id="524" w:author="PR Preview" w:date="2026-01-01T00:00:00Z">
+      <w:ins w:id="534" w:author="PR Preview" w:date="2026-01-01T00:00:00Z">
         <w:r>
           <w:t xml:space="preserve"> </w:t>
         </w:r>
       </w:ins>
-      <w:ins w:id="525" w:author="PR Preview" w:date="2026-01-01T00:00:00Z">
+      <w:ins w:id="535" w:author="PR Preview" w:date="2026-01-01T00:00:00Z">
         <w:r>
           <w:t xml:space="preserve">Chebyshev’s bound is the smaller of the two,</w:t>
         </w:r>
       </w:ins>
-      <w:ins w:id="526" w:author="PR Preview" w:date="2026-01-01T00:00:00Z">
+      <w:ins w:id="536" w:author="PR Preview" w:date="2026-01-01T00:00:00Z">
         <w:r>
           <w:t xml:space="preserve"> </w:t>
         </w:r>
       </w:ins>
-      <w:ins w:id="527" w:author="PR Preview" w:date="2026-01-01T00:00:00Z">
+      <w:ins w:id="537" w:author="PR Preview" w:date="2026-01-01T00:00:00Z">
         <w:r>
           <w:t xml:space="preserve">but the Hoeffding bound falls exponentially in</w:t>
         </w:r>
       </w:ins>
-      <w:ins w:id="528" w:author="PR Preview" w:date="2026-01-01T00:00:00Z">
+      <w:ins w:id="538" w:author="PR Preview" w:date="2026-01-01T00:00:00Z">
         <w:r>
           <w:t xml:space="preserve"> </w:t>
         </w:r>
@@ -22242,17 +22311,17 @@
           <m:t>n</m:t>
         </m:r>
       </m:oMath>
-      <w:ins w:id="529" w:author="PR Preview" w:date="2026-01-01T00:00:00Z">
+      <w:ins w:id="539" w:author="PR Preview" w:date="2026-01-01T00:00:00Z">
         <w:r>
           <w:t xml:space="preserve"> </w:t>
         </w:r>
       </w:ins>
-      <w:ins w:id="530" w:author="PR Preview" w:date="2026-01-01T00:00:00Z">
+      <w:ins w:id="540" w:author="PR Preview" w:date="2026-01-01T00:00:00Z">
         <w:r>
           <w:t xml:space="preserve">while the Chebyshev bound falls only like</w:t>
         </w:r>
       </w:ins>
-      <w:ins w:id="531" w:author="PR Preview" w:date="2026-01-01T00:00:00Z">
+      <w:ins w:id="541" w:author="PR Preview" w:date="2026-01-01T00:00:00Z">
         <w:r>
           <w:t xml:space="preserve"> </w:t>
         </w:r>
@@ -22271,22 +22340,22 @@
           <m:t>n</m:t>
         </m:r>
       </m:oMath>
-      <w:ins w:id="532" w:author="PR Preview" w:date="2026-01-01T00:00:00Z">
+      <w:ins w:id="542" w:author="PR Preview" w:date="2026-01-01T00:00:00Z">
         <w:r>
           <w:t xml:space="preserve">,</w:t>
         </w:r>
       </w:ins>
-      <w:ins w:id="533" w:author="PR Preview" w:date="2026-01-01T00:00:00Z">
+      <w:ins w:id="543" w:author="PR Preview" w:date="2026-01-01T00:00:00Z">
         <w:r>
           <w:t xml:space="preserve"> </w:t>
         </w:r>
       </w:ins>
-      <w:ins w:id="534" w:author="PR Preview" w:date="2026-01-01T00:00:00Z">
-        <w:r>
-          <w:t xml:space="preserve">so from</w:t>
-        </w:r>
-      </w:ins>
-      <w:ins w:id="535" w:author="PR Preview" w:date="2026-01-01T00:00:00Z">
+      <w:ins w:id="544" w:author="PR Preview" w:date="2026-01-01T00:00:00Z">
+        <w:r>
+          <w:t xml:space="preserve">so at</w:t>
+        </w:r>
+      </w:ins>
+      <w:ins w:id="545" w:author="PR Preview" w:date="2026-01-01T00:00:00Z">
         <w:r>
           <w:t xml:space="preserve"> </w:t>
         </w:r>
@@ -22305,27 +22374,17 @@
           <m:t>200</m:t>
         </m:r>
       </m:oMath>
-      <w:ins w:id="536" w:author="PR Preview" w:date="2026-01-01T00:00:00Z">
+      <w:ins w:id="546" w:author="PR Preview" w:date="2026-01-01T00:00:00Z">
         <w:r>
           <w:t xml:space="preserve"> </w:t>
         </w:r>
       </w:ins>
-      <w:ins w:id="537" w:author="PR Preview" w:date="2026-01-01T00:00:00Z">
-        <w:r>
-          <w:t xml:space="preserve">on Hoeffding’s is smaller.</w:t>
-        </w:r>
-      </w:ins>
-      <w:ins w:id="538" w:author="PR Preview" w:date="2026-01-01T00:00:00Z">
-        <w:r>
-          <w:t xml:space="preserve"> </w:t>
-        </w:r>
-      </w:ins>
-      <w:ins w:id="539" w:author="PR Preview" w:date="2026-01-01T00:00:00Z">
-        <w:r>
-          <w:t xml:space="preserve">At</w:t>
-        </w:r>
-      </w:ins>
-      <w:ins w:id="540" w:author="PR Preview" w:date="2026-01-01T00:00:00Z">
+      <w:ins w:id="547" w:author="PR Preview" w:date="2026-01-01T00:00:00Z">
+        <w:r>
+          <w:t xml:space="preserve">and</w:t>
+        </w:r>
+      </w:ins>
+      <w:ins w:id="548" w:author="PR Preview" w:date="2026-01-01T00:00:00Z">
         <w:r>
           <w:t xml:space="preserve"> </w:t>
         </w:r>
@@ -22344,42 +22403,81 @@
           <m:t>400</m:t>
         </m:r>
       </m:oMath>
-      <w:ins w:id="541" w:author="PR Preview" w:date="2026-01-01T00:00:00Z">
+      <w:ins w:id="549" w:author="PR Preview" w:date="2026-01-01T00:00:00Z">
         <w:r>
           <w:t xml:space="preserve"> </w:t>
         </w:r>
       </w:ins>
-      <w:ins w:id="542" w:author="PR Preview" w:date="2026-01-01T00:00:00Z">
+      <w:ins w:id="550" w:author="PR Preview" w:date="2026-01-01T00:00:00Z">
+        <w:r>
+          <w:t xml:space="preserve">Hoeffding’s is the smaller.</w:t>
+        </w:r>
+      </w:ins>
+      <w:ins w:id="551" w:author="PR Preview" w:date="2026-01-01T00:00:00Z">
+        <w:r>
+          <w:t xml:space="preserve"> </w:t>
+        </w:r>
+      </w:ins>
+      <w:ins w:id="552" w:author="PR Preview" w:date="2026-01-01T00:00:00Z">
+        <w:r>
+          <w:t xml:space="preserve">At</w:t>
+        </w:r>
+      </w:ins>
+      <w:ins w:id="553" w:author="PR Preview" w:date="2026-01-01T00:00:00Z">
+        <w:r>
+          <w:t xml:space="preserve"> </w:t>
+        </w:r>
+      </w:ins>
+      <m:oMath>
+        <m:r>
+          <m:t>n</m:t>
+        </m:r>
+        <m:r>
+          <m:rPr>
+            <m:sty m:val="p"/>
+          </m:rPr>
+          <m:t>=</m:t>
+        </m:r>
+        <m:r>
+          <m:t>400</m:t>
+        </m:r>
+      </m:oMath>
+      <w:ins w:id="554" w:author="PR Preview" w:date="2026-01-01T00:00:00Z">
+        <w:r>
+          <w:t xml:space="preserve"> </w:t>
+        </w:r>
+      </w:ins>
+      <w:ins w:id="555" w:author="PR Preview" w:date="2026-01-01T00:00:00Z">
         <w:r>
           <w:t xml:space="preserve">the Hoeffding bound is 0.00067,</w:t>
         </w:r>
       </w:ins>
-      <w:ins w:id="543" w:author="PR Preview" w:date="2026-01-01T00:00:00Z">
+      <w:ins w:id="556" w:author="PR Preview" w:date="2026-01-01T00:00:00Z">
         <w:r>
           <w:t xml:space="preserve"> </w:t>
         </w:r>
       </w:ins>
-      <w:ins w:id="544" w:author="PR Preview" w:date="2026-01-01T00:00:00Z">
+      <w:ins w:id="557" w:author="PR Preview" w:date="2026-01-01T00:00:00Z">
         <w:r>
           <w:t xml:space="preserve">against 0.06 for Chebyshev,</w:t>
         </w:r>
       </w:ins>
-      <w:ins w:id="545" w:author="PR Preview" w:date="2026-01-01T00:00:00Z">
+      <w:ins w:id="558" w:author="PR Preview" w:date="2026-01-01T00:00:00Z">
         <w:r>
           <w:t xml:space="preserve"> </w:t>
         </w:r>
       </w:ins>
-      <w:ins w:id="546" w:author="PR Preview" w:date="2026-01-01T00:00:00Z">
+      <w:ins w:id="559" w:author="PR Preview" w:date="2026-01-01T00:00:00Z">
         <w:r>
           <w:t xml:space="preserve">and 0 of the 10,000 samples missed.</w:t>
         </w:r>
       </w:ins>
-      <w:ins w:id="547" w:author="PR Preview" w:date="2026-01-01T00:00:00Z">
+      <w:ins w:id="560" w:author="PR Preview" w:date="2026-01-01T00:00:00Z">
         <w:r>
           <w:t xml:space="preserve"> </w:t>
         </w:r>
       </w:ins>
-      <w:ins w:id="548" w:author="PR Preview" w:date="2026-01-01T00:00:00Z">
+      <w:ins w:id="561" w:author="PR Preview" w:date="2026-01-01T00:00:00Z">
         <w:r>
           <w:t xml:space="preserve">Both bounds are loose because they must hold for every distribution of this kind, not only for this one.</w:t>
         </w:r>
@@ -22557,27 +22655,27 @@
       <w:pPr>
         <w:pStyle w:val="Bibliography"/>
       </w:pPr>
-      <w:ins w:id="549" w:author="PR Preview" w:date="2026-01-01T00:00:00Z">
+      <w:ins w:id="562" w:author="PR Preview" w:date="2026-01-01T00:00:00Z">
         <w:r>
           <w:t xml:space="preserve">Hoeffding, Wassily. 1963.</w:t>
         </w:r>
       </w:ins>
-      <w:ins w:id="550" w:author="PR Preview" w:date="2026-01-01T00:00:00Z">
+      <w:ins w:id="563" w:author="PR Preview" w:date="2026-01-01T00:00:00Z">
         <w:r>
           <w:t xml:space="preserve"> </w:t>
         </w:r>
       </w:ins>
-      <w:ins w:id="551" w:author="PR Preview" w:date="2026-01-01T00:00:00Z">
+      <w:ins w:id="564" w:author="PR Preview" w:date="2026-01-01T00:00:00Z">
         <w:r>
           <w:t xml:space="preserve">“Probability Inequalities for Sums of Bounded Random Variables.”</w:t>
         </w:r>
       </w:ins>
-      <w:ins w:id="552" w:author="PR Preview" w:date="2026-01-01T00:00:00Z">
+      <w:ins w:id="565" w:author="PR Preview" w:date="2026-01-01T00:00:00Z">
         <w:r>
           <w:t xml:space="preserve"> </w:t>
         </w:r>
       </w:ins>
-      <w:ins w:id="553" w:author="PR Preview" w:date="2026-01-01T00:00:00Z">
+      <w:ins w:id="566" w:author="PR Preview" w:date="2026-01-01T00:00:00Z">
         <w:r>
           <w:rPr>
             <w:i/>
@@ -22586,23 +22684,23 @@
           <w:t xml:space="preserve">Journal of the American Statistical Association</w:t>
         </w:r>
       </w:ins>
-      <w:ins w:id="554" w:author="PR Preview" w:date="2026-01-01T00:00:00Z">
+      <w:ins w:id="567" w:author="PR Preview" w:date="2026-01-01T00:00:00Z">
         <w:r>
           <w:t xml:space="preserve"> </w:t>
         </w:r>
       </w:ins>
-      <w:ins w:id="555" w:author="PR Preview" w:date="2026-01-01T00:00:00Z">
+      <w:ins w:id="568" w:author="PR Preview" w:date="2026-01-01T00:00:00Z">
         <w:r>
           <w:t xml:space="preserve">58 (301): 13–30.</w:t>
         </w:r>
       </w:ins>
-      <w:ins w:id="556" w:author="PR Preview" w:date="2026-01-01T00:00:00Z">
+      <w:ins w:id="569" w:author="PR Preview" w:date="2026-01-01T00:00:00Z">
         <w:r>
           <w:t xml:space="preserve"> </w:t>
         </w:r>
       </w:ins>
       <w:hyperlink r:id="rId57">
-        <w:ins w:id="557" w:author="PR Preview" w:date="2026-01-01T00:00:00Z">
+        <w:ins w:id="570" w:author="PR Preview" w:date="2026-01-01T00:00:00Z">
           <w:r>
             <w:rPr>
               <w:rStyle w:val="Hyperlink"/>
@@ -22611,7 +22709,7 @@
           </w:r>
         </w:ins>
       </w:hyperlink>
-      <w:ins w:id="558" w:author="PR Preview" w:date="2026-01-01T00:00:00Z">
+      <w:ins w:id="571" w:author="PR Preview" w:date="2026-01-01T00:00:00Z">
         <w:r>
           <w:t xml:space="preserve">.</w:t>
         </w:r>

--- a/pr-preview/pr-153/limit-theorems-tracked-changes.docx
+++ b/pr-preview/pr-153/limit-theorems-tracked-changes.docx
@@ -26,7 +26,7 @@
       </w:pPr>
       <w:ins w:id="2" w:author="PR Preview" w:date="2026-01-01T00:00:00Z">
         <w:r>
-          <w:t xml:space="preserve">Last modified: 2026-10-15 00:07:50 (PDT)</w:t>
+          <w:t xml:space="preserve">Last modified: 2026-10-15 00:16:44 (PDT)</w:t>
         </w:r>
       </w:ins>
     </w:p>
@@ -22210,7 +22210,7 @@
       </w:pPr>
       <w:ins w:id="525" w:author="PR Preview" w:date="2026-01-01T00:00:00Z">
         <w:r>
-          <w:t xml:space="preserve">The simulated proportions lie below both bounds at every sample size, as the bounds require.</w:t>
+          <w:t xml:space="preserve">The simulated proportions lie below both bounds at every sample size, as they should: the bounds apply to the true probabilities these proportions estimate.</w:t>
         </w:r>
       </w:ins>
       <w:ins w:id="526" w:author="PR Preview" w:date="2026-01-01T00:00:00Z">

--- a/pr-preview/pr-153/limit-theorems-tracked-changes.docx
+++ b/pr-preview/pr-153/limit-theorems-tracked-changes.docx
@@ -26,7 +26,7 @@
       </w:pPr>
       <w:ins w:id="2" w:author="PR Preview" w:date="2026-01-01T00:00:00Z">
         <w:r>
-          <w:t xml:space="preserve">Last modified: 2026-10-15 00:16:44 (PDT)</w:t>
+          <w:t xml:space="preserve">Last modified: 2026-10-15 00:30:30 (PDT)</w:t>
         </w:r>
       </w:ins>
     </w:p>
@@ -21722,12 +21722,36 @@
       <w:ins w:id="460" w:author="PR Preview" w:date="2026-01-01T00:00:00Z">
         <w:r>
           <w:rPr>
+            <w:rStyle w:val="NormalTok"/>
+          </w:rPr>
+          <w:t xml:space="preserve">hoeffding_bound </w:t>
+        </w:r>
+      </w:ins>
+      <w:ins w:id="461" w:author="PR Preview" w:date="2026-01-01T00:00:00Z">
+        <w:r>
+          <w:rPr>
+            <w:rStyle w:val="OtherTok"/>
+          </w:rPr>
+          <w:t xml:space="preserve">&lt;-</w:t>
+        </w:r>
+      </w:ins>
+      <w:ins w:id="462" w:author="PR Preview" w:date="2026-01-01T00:00:00Z">
+        <w:r>
+          <w:rPr>
+            <w:rStyle w:val="NormalTok"/>
+          </w:rPr>
+          <w:t xml:space="preserve"> </w:t>
+        </w:r>
+      </w:ins>
+      <w:ins w:id="463" w:author="PR Preview" w:date="2026-01-01T00:00:00Z">
+        <w:r>
+          <w:rPr>
             <w:rStyle w:val="FunctionTok"/>
           </w:rPr>
-          <w:t xml:space="preserve">data.frame</w:t>
-        </w:r>
-      </w:ins>
-      <w:ins w:id="461" w:author="PR Preview" w:date="2026-01-01T00:00:00Z">
+          <w:t xml:space="preserve">pmin</w:t>
+        </w:r>
+      </w:ins>
+      <w:ins w:id="464" w:author="PR Preview" w:date="2026-01-01T00:00:00Z">
         <w:r>
           <w:rPr>
             <w:rStyle w:val="NormalTok"/>
@@ -21735,12 +21759,294 @@
           <w:t xml:space="preserve">(</w:t>
         </w:r>
       </w:ins>
-      <w:ins w:id="462" w:author="PR Preview" w:date="2026-01-01T00:00:00Z">
+      <w:ins w:id="465" w:author="PR Preview" w:date="2026-01-01T00:00:00Z">
+        <w:r>
+          <w:rPr>
+            <w:rStyle w:val="DecValTok"/>
+          </w:rPr>
+          <w:t xml:space="preserve">1</w:t>
+        </w:r>
+      </w:ins>
+      <w:ins w:id="466" w:author="PR Preview" w:date="2026-01-01T00:00:00Z">
+        <w:r>
+          <w:rPr>
+            <w:rStyle w:val="NormalTok"/>
+          </w:rPr>
+          <w:t xml:space="preserve">, </w:t>
+        </w:r>
+      </w:ins>
+      <w:ins w:id="467" w:author="PR Preview" w:date="2026-01-01T00:00:00Z">
+        <w:r>
+          <w:rPr>
+            <w:rStyle w:val="DecValTok"/>
+          </w:rPr>
+          <w:t xml:space="preserve">2</w:t>
+        </w:r>
+      </w:ins>
+      <w:ins w:id="468" w:author="PR Preview" w:date="2026-01-01T00:00:00Z">
+        <w:r>
+          <w:rPr>
+            <w:rStyle w:val="NormalTok"/>
+          </w:rPr>
+          <w:t xml:space="preserve"> </w:t>
+        </w:r>
+      </w:ins>
+      <w:ins w:id="469" w:author="PR Preview" w:date="2026-01-01T00:00:00Z">
+        <w:r>
+          <w:rPr>
+            <w:rStyle w:val="SpecialCharTok"/>
+          </w:rPr>
+          <w:t xml:space="preserve">*</w:t>
+        </w:r>
+      </w:ins>
+      <w:ins w:id="470" w:author="PR Preview" w:date="2026-01-01T00:00:00Z">
+        <w:r>
+          <w:rPr>
+            <w:rStyle w:val="NormalTok"/>
+          </w:rPr>
+          <w:t xml:space="preserve"> </w:t>
+        </w:r>
+      </w:ins>
+      <w:ins w:id="471" w:author="PR Preview" w:date="2026-01-01T00:00:00Z">
+        <w:r>
+          <w:rPr>
+            <w:rStyle w:val="FunctionTok"/>
+          </w:rPr>
+          <w:t xml:space="preserve">exp</w:t>
+        </w:r>
+      </w:ins>
+      <w:ins w:id="472" w:author="PR Preview" w:date="2026-01-01T00:00:00Z">
+        <w:r>
+          <w:rPr>
+            <w:rStyle w:val="NormalTok"/>
+          </w:rPr>
+          <w:t xml:space="preserve">(</w:t>
+        </w:r>
+      </w:ins>
+      <w:ins w:id="473" w:author="PR Preview" w:date="2026-01-01T00:00:00Z">
+        <w:r>
+          <w:rPr>
+            <w:rStyle w:val="SpecialCharTok"/>
+          </w:rPr>
+          <w:t xml:space="preserve">-</w:t>
+        </w:r>
+      </w:ins>
+      <w:ins w:id="474" w:author="PR Preview" w:date="2026-01-01T00:00:00Z">
+        <w:r>
+          <w:rPr>
+            <w:rStyle w:val="DecValTok"/>
+          </w:rPr>
+          <w:t xml:space="preserve">2</w:t>
+        </w:r>
+      </w:ins>
+      <w:ins w:id="475" w:author="PR Preview" w:date="2026-01-01T00:00:00Z">
+        <w:r>
+          <w:rPr>
+            <w:rStyle w:val="NormalTok"/>
+          </w:rPr>
+          <w:t xml:space="preserve"> </w:t>
+        </w:r>
+      </w:ins>
+      <w:ins w:id="476" w:author="PR Preview" w:date="2026-01-01T00:00:00Z">
+        <w:r>
+          <w:rPr>
+            <w:rStyle w:val="SpecialCharTok"/>
+          </w:rPr>
+          <w:t xml:space="preserve">*</w:t>
+        </w:r>
+      </w:ins>
+      <w:ins w:id="477" w:author="PR Preview" w:date="2026-01-01T00:00:00Z">
+        <w:r>
+          <w:rPr>
+            <w:rStyle w:val="NormalTok"/>
+          </w:rPr>
+          <w:t xml:space="preserve"> n </w:t>
+        </w:r>
+      </w:ins>
+      <w:ins w:id="478" w:author="PR Preview" w:date="2026-01-01T00:00:00Z">
+        <w:r>
+          <w:rPr>
+            <w:rStyle w:val="SpecialCharTok"/>
+          </w:rPr>
+          <w:t xml:space="preserve">*</w:t>
+        </w:r>
+      </w:ins>
+      <w:ins w:id="479" w:author="PR Preview" w:date="2026-01-01T00:00:00Z">
+        <w:r>
+          <w:rPr>
+            <w:rStyle w:val="NormalTok"/>
+          </w:rPr>
+          <w:t xml:space="preserve"> tol</w:t>
+        </w:r>
+      </w:ins>
+      <w:ins w:id="480" w:author="PR Preview" w:date="2026-01-01T00:00:00Z">
+        <w:r>
+          <w:rPr>
+            <w:rStyle w:val="SpecialCharTok"/>
+          </w:rPr>
+          <w:t xml:space="preserve">^</w:t>
+        </w:r>
+      </w:ins>
+      <w:ins w:id="481" w:author="PR Preview" w:date="2026-01-01T00:00:00Z">
+        <w:r>
+          <w:rPr>
+            <w:rStyle w:val="DecValTok"/>
+          </w:rPr>
+          <w:t xml:space="preserve">2</w:t>
+        </w:r>
+      </w:ins>
+      <w:ins w:id="482" w:author="PR Preview" w:date="2026-01-01T00:00:00Z">
+        <w:r>
+          <w:rPr>
+            <w:rStyle w:val="NormalTok"/>
+          </w:rPr>
+          <w:t xml:space="preserve">))</w:t>
+        </w:r>
+      </w:ins>
+      <w:ins w:id="483" w:author="PR Preview" w:date="2026-01-01T00:00:00Z">
         <w:r>
           <w:br/>
         </w:r>
       </w:ins>
-      <w:ins w:id="463" w:author="PR Preview" w:date="2026-01-01T00:00:00Z">
+      <w:ins w:id="484" w:author="PR Preview" w:date="2026-01-01T00:00:00Z">
+        <w:r>
+          <w:rPr>
+            <w:rStyle w:val="NormalTok"/>
+          </w:rPr>
+          <w:t xml:space="preserve">chebyshev_bound </w:t>
+        </w:r>
+      </w:ins>
+      <w:ins w:id="485" w:author="PR Preview" w:date="2026-01-01T00:00:00Z">
+        <w:r>
+          <w:rPr>
+            <w:rStyle w:val="OtherTok"/>
+          </w:rPr>
+          <w:t xml:space="preserve">&lt;-</w:t>
+        </w:r>
+      </w:ins>
+      <w:ins w:id="486" w:author="PR Preview" w:date="2026-01-01T00:00:00Z">
+        <w:r>
+          <w:rPr>
+            <w:rStyle w:val="NormalTok"/>
+          </w:rPr>
+          <w:t xml:space="preserve"> </w:t>
+        </w:r>
+      </w:ins>
+      <w:ins w:id="487" w:author="PR Preview" w:date="2026-01-01T00:00:00Z">
+        <w:r>
+          <w:rPr>
+            <w:rStyle w:val="FunctionTok"/>
+          </w:rPr>
+          <w:t xml:space="preserve">pmin</w:t>
+        </w:r>
+      </w:ins>
+      <w:ins w:id="488" w:author="PR Preview" w:date="2026-01-01T00:00:00Z">
+        <w:r>
+          <w:rPr>
+            <w:rStyle w:val="NormalTok"/>
+          </w:rPr>
+          <w:t xml:space="preserve">(</w:t>
+        </w:r>
+      </w:ins>
+      <w:ins w:id="489" w:author="PR Preview" w:date="2026-01-01T00:00:00Z">
+        <w:r>
+          <w:rPr>
+            <w:rStyle w:val="DecValTok"/>
+          </w:rPr>
+          <w:t xml:space="preserve">1</w:t>
+        </w:r>
+      </w:ins>
+      <w:ins w:id="490" w:author="PR Preview" w:date="2026-01-01T00:00:00Z">
+        <w:r>
+          <w:rPr>
+            <w:rStyle w:val="NormalTok"/>
+          </w:rPr>
+          <w:t xml:space="preserve">, sigma2 </w:t>
+        </w:r>
+      </w:ins>
+      <w:ins w:id="491" w:author="PR Preview" w:date="2026-01-01T00:00:00Z">
+        <w:r>
+          <w:rPr>
+            <w:rStyle w:val="SpecialCharTok"/>
+          </w:rPr>
+          <w:t xml:space="preserve">/</w:t>
+        </w:r>
+      </w:ins>
+      <w:ins w:id="492" w:author="PR Preview" w:date="2026-01-01T00:00:00Z">
+        <w:r>
+          <w:rPr>
+            <w:rStyle w:val="NormalTok"/>
+          </w:rPr>
+          <w:t xml:space="preserve"> (n </w:t>
+        </w:r>
+      </w:ins>
+      <w:ins w:id="493" w:author="PR Preview" w:date="2026-01-01T00:00:00Z">
+        <w:r>
+          <w:rPr>
+            <w:rStyle w:val="SpecialCharTok"/>
+          </w:rPr>
+          <w:t xml:space="preserve">*</w:t>
+        </w:r>
+      </w:ins>
+      <w:ins w:id="494" w:author="PR Preview" w:date="2026-01-01T00:00:00Z">
+        <w:r>
+          <w:rPr>
+            <w:rStyle w:val="NormalTok"/>
+          </w:rPr>
+          <w:t xml:space="preserve"> tol</w:t>
+        </w:r>
+      </w:ins>
+      <w:ins w:id="495" w:author="PR Preview" w:date="2026-01-01T00:00:00Z">
+        <w:r>
+          <w:rPr>
+            <w:rStyle w:val="SpecialCharTok"/>
+          </w:rPr>
+          <w:t xml:space="preserve">^</w:t>
+        </w:r>
+      </w:ins>
+      <w:ins w:id="496" w:author="PR Preview" w:date="2026-01-01T00:00:00Z">
+        <w:r>
+          <w:rPr>
+            <w:rStyle w:val="DecValTok"/>
+          </w:rPr>
+          <w:t xml:space="preserve">2</w:t>
+        </w:r>
+      </w:ins>
+      <w:ins w:id="497" w:author="PR Preview" w:date="2026-01-01T00:00:00Z">
+        <w:r>
+          <w:rPr>
+            <w:rStyle w:val="NormalTok"/>
+          </w:rPr>
+          <w:t xml:space="preserve">))</w:t>
+        </w:r>
+      </w:ins>
+      <w:ins w:id="498" w:author="PR Preview" w:date="2026-01-01T00:00:00Z">
+        <w:r>
+          <w:br/>
+        </w:r>
+      </w:ins>
+      <w:ins w:id="499" w:author="PR Preview" w:date="2026-01-01T00:00:00Z">
+        <w:r>
+          <w:rPr>
+            <w:rStyle w:val="FunctionTok"/>
+          </w:rPr>
+          <w:t xml:space="preserve">data.frame</w:t>
+        </w:r>
+      </w:ins>
+      <w:ins w:id="500" w:author="PR Preview" w:date="2026-01-01T00:00:00Z">
+        <w:r>
+          <w:rPr>
+            <w:rStyle w:val="NormalTok"/>
+          </w:rPr>
+          <w:t xml:space="preserve">(</w:t>
+        </w:r>
+      </w:ins>
+      <w:ins w:id="501" w:author="PR Preview" w:date="2026-01-01T00:00:00Z">
+        <w:r>
+          <w:br/>
+        </w:r>
+      </w:ins>
+      <w:ins w:id="502" w:author="PR Preview" w:date="2026-01-01T00:00:00Z">
         <w:r>
           <w:rPr>
             <w:rStyle w:val="NormalTok"/>
@@ -21748,7 +22054,7 @@
           <w:t xml:space="preserve">  </w:t>
         </w:r>
       </w:ins>
-      <w:ins w:id="464" w:author="PR Preview" w:date="2026-01-01T00:00:00Z">
+      <w:ins w:id="503" w:author="PR Preview" w:date="2026-01-01T00:00:00Z">
         <w:r>
           <w:rPr>
             <w:rStyle w:val="AttributeTok"/>
@@ -21756,7 +22062,7 @@
           <w:t xml:space="preserve">n =</w:t>
         </w:r>
       </w:ins>
-      <w:ins w:id="465" w:author="PR Preview" w:date="2026-01-01T00:00:00Z">
+      <w:ins w:id="504" w:author="PR Preview" w:date="2026-01-01T00:00:00Z">
         <w:r>
           <w:rPr>
             <w:rStyle w:val="NormalTok"/>
@@ -21764,12 +22070,12 @@
           <w:t xml:space="preserve"> n,</w:t>
         </w:r>
       </w:ins>
-      <w:ins w:id="466" w:author="PR Preview" w:date="2026-01-01T00:00:00Z">
+      <w:ins w:id="505" w:author="PR Preview" w:date="2026-01-01T00:00:00Z">
         <w:r>
           <w:br/>
         </w:r>
       </w:ins>
-      <w:ins w:id="467" w:author="PR Preview" w:date="2026-01-01T00:00:00Z">
+      <w:ins w:id="506" w:author="PR Preview" w:date="2026-01-01T00:00:00Z">
         <w:r>
           <w:rPr>
             <w:rStyle w:val="NormalTok"/>
@@ -21777,7 +22083,7 @@
           <w:t xml:space="preserve">  </w:t>
         </w:r>
       </w:ins>
-      <w:ins w:id="468" w:author="PR Preview" w:date="2026-01-01T00:00:00Z">
+      <w:ins w:id="507" w:author="PR Preview" w:date="2026-01-01T00:00:00Z">
         <w:r>
           <w:rPr>
             <w:rStyle w:val="AttributeTok"/>
@@ -21785,7 +22091,7 @@
           <w:t xml:space="preserve">share_missed =</w:t>
         </w:r>
       </w:ins>
-      <w:ins w:id="469" w:author="PR Preview" w:date="2026-01-01T00:00:00Z">
+      <w:ins w:id="508" w:author="PR Preview" w:date="2026-01-01T00:00:00Z">
         <w:r>
           <w:rPr>
             <w:rStyle w:val="NormalTok"/>
@@ -21793,12 +22099,12 @@
           <w:t xml:space="preserve"> share_missed,</w:t>
         </w:r>
       </w:ins>
-      <w:ins w:id="470" w:author="PR Preview" w:date="2026-01-01T00:00:00Z">
+      <w:ins w:id="509" w:author="PR Preview" w:date="2026-01-01T00:00:00Z">
         <w:r>
           <w:br/>
         </w:r>
       </w:ins>
-      <w:ins w:id="471" w:author="PR Preview" w:date="2026-01-01T00:00:00Z">
+      <w:ins w:id="510" w:author="PR Preview" w:date="2026-01-01T00:00:00Z">
         <w:r>
           <w:rPr>
             <w:rStyle w:val="NormalTok"/>
@@ -21806,7 +22112,7 @@
           <w:t xml:space="preserve">  </w:t>
         </w:r>
       </w:ins>
-      <w:ins w:id="472" w:author="PR Preview" w:date="2026-01-01T00:00:00Z">
+      <w:ins w:id="511" w:author="PR Preview" w:date="2026-01-01T00:00:00Z">
         <w:r>
           <w:rPr>
             <w:rStyle w:val="AttributeTok"/>
@@ -21814,180 +22120,20 @@
           <w:t xml:space="preserve">hoeffding_bound =</w:t>
         </w:r>
       </w:ins>
-      <w:ins w:id="473" w:author="PR Preview" w:date="2026-01-01T00:00:00Z">
+      <w:ins w:id="512" w:author="PR Preview" w:date="2026-01-01T00:00:00Z">
         <w:r>
           <w:rPr>
             <w:rStyle w:val="NormalTok"/>
           </w:rPr>
-          <w:t xml:space="preserve"> </w:t>
-        </w:r>
-      </w:ins>
-      <w:ins w:id="474" w:author="PR Preview" w:date="2026-01-01T00:00:00Z">
-        <w:r>
-          <w:rPr>
-            <w:rStyle w:val="FunctionTok"/>
-          </w:rPr>
-          <w:t xml:space="preserve">pmin</w:t>
-        </w:r>
-      </w:ins>
-      <w:ins w:id="475" w:author="PR Preview" w:date="2026-01-01T00:00:00Z">
-        <w:r>
-          <w:rPr>
-            <w:rStyle w:val="NormalTok"/>
-          </w:rPr>
-          <w:t xml:space="preserve">(</w:t>
-        </w:r>
-      </w:ins>
-      <w:ins w:id="476" w:author="PR Preview" w:date="2026-01-01T00:00:00Z">
-        <w:r>
-          <w:rPr>
-            <w:rStyle w:val="DecValTok"/>
-          </w:rPr>
-          <w:t xml:space="preserve">1</w:t>
-        </w:r>
-      </w:ins>
-      <w:ins w:id="477" w:author="PR Preview" w:date="2026-01-01T00:00:00Z">
-        <w:r>
-          <w:rPr>
-            <w:rStyle w:val="NormalTok"/>
-          </w:rPr>
-          <w:t xml:space="preserve">, </w:t>
-        </w:r>
-      </w:ins>
-      <w:ins w:id="478" w:author="PR Preview" w:date="2026-01-01T00:00:00Z">
-        <w:r>
-          <w:rPr>
-            <w:rStyle w:val="DecValTok"/>
-          </w:rPr>
-          <w:t xml:space="preserve">2</w:t>
-        </w:r>
-      </w:ins>
-      <w:ins w:id="479" w:author="PR Preview" w:date="2026-01-01T00:00:00Z">
-        <w:r>
-          <w:rPr>
-            <w:rStyle w:val="NormalTok"/>
-          </w:rPr>
-          <w:t xml:space="preserve"> </w:t>
-        </w:r>
-      </w:ins>
-      <w:ins w:id="480" w:author="PR Preview" w:date="2026-01-01T00:00:00Z">
-        <w:r>
-          <w:rPr>
-            <w:rStyle w:val="SpecialCharTok"/>
-          </w:rPr>
-          <w:t xml:space="preserve">*</w:t>
-        </w:r>
-      </w:ins>
-      <w:ins w:id="481" w:author="PR Preview" w:date="2026-01-01T00:00:00Z">
-        <w:r>
-          <w:rPr>
-            <w:rStyle w:val="NormalTok"/>
-          </w:rPr>
-          <w:t xml:space="preserve"> </w:t>
-        </w:r>
-      </w:ins>
-      <w:ins w:id="482" w:author="PR Preview" w:date="2026-01-01T00:00:00Z">
-        <w:r>
-          <w:rPr>
-            <w:rStyle w:val="FunctionTok"/>
-          </w:rPr>
-          <w:t xml:space="preserve">exp</w:t>
-        </w:r>
-      </w:ins>
-      <w:ins w:id="483" w:author="PR Preview" w:date="2026-01-01T00:00:00Z">
-        <w:r>
-          <w:rPr>
-            <w:rStyle w:val="NormalTok"/>
-          </w:rPr>
-          <w:t xml:space="preserve">(</w:t>
-        </w:r>
-      </w:ins>
-      <w:ins w:id="484" w:author="PR Preview" w:date="2026-01-01T00:00:00Z">
-        <w:r>
-          <w:rPr>
-            <w:rStyle w:val="SpecialCharTok"/>
-          </w:rPr>
-          <w:t xml:space="preserve">-</w:t>
-        </w:r>
-      </w:ins>
-      <w:ins w:id="485" w:author="PR Preview" w:date="2026-01-01T00:00:00Z">
-        <w:r>
-          <w:rPr>
-            <w:rStyle w:val="DecValTok"/>
-          </w:rPr>
-          <w:t xml:space="preserve">2</w:t>
-        </w:r>
-      </w:ins>
-      <w:ins w:id="486" w:author="PR Preview" w:date="2026-01-01T00:00:00Z">
-        <w:r>
-          <w:rPr>
-            <w:rStyle w:val="NormalTok"/>
-          </w:rPr>
-          <w:t xml:space="preserve"> </w:t>
-        </w:r>
-      </w:ins>
-      <w:ins w:id="487" w:author="PR Preview" w:date="2026-01-01T00:00:00Z">
-        <w:r>
-          <w:rPr>
-            <w:rStyle w:val="SpecialCharTok"/>
-          </w:rPr>
-          <w:t xml:space="preserve">*</w:t>
-        </w:r>
-      </w:ins>
-      <w:ins w:id="488" w:author="PR Preview" w:date="2026-01-01T00:00:00Z">
-        <w:r>
-          <w:rPr>
-            <w:rStyle w:val="NormalTok"/>
-          </w:rPr>
-          <w:t xml:space="preserve"> n </w:t>
-        </w:r>
-      </w:ins>
-      <w:ins w:id="489" w:author="PR Preview" w:date="2026-01-01T00:00:00Z">
-        <w:r>
-          <w:rPr>
-            <w:rStyle w:val="SpecialCharTok"/>
-          </w:rPr>
-          <w:t xml:space="preserve">*</w:t>
-        </w:r>
-      </w:ins>
-      <w:ins w:id="490" w:author="PR Preview" w:date="2026-01-01T00:00:00Z">
-        <w:r>
-          <w:rPr>
-            <w:rStyle w:val="NormalTok"/>
-          </w:rPr>
-          <w:t xml:space="preserve"> tol</w:t>
-        </w:r>
-      </w:ins>
-      <w:ins w:id="491" w:author="PR Preview" w:date="2026-01-01T00:00:00Z">
-        <w:r>
-          <w:rPr>
-            <w:rStyle w:val="SpecialCharTok"/>
-          </w:rPr>
-          <w:t xml:space="preserve">^</w:t>
-        </w:r>
-      </w:ins>
-      <w:ins w:id="492" w:author="PR Preview" w:date="2026-01-01T00:00:00Z">
-        <w:r>
-          <w:rPr>
-            <w:rStyle w:val="DecValTok"/>
-          </w:rPr>
-          <w:t xml:space="preserve">2</w:t>
-        </w:r>
-      </w:ins>
-      <w:ins w:id="493" w:author="PR Preview" w:date="2026-01-01T00:00:00Z">
-        <w:r>
-          <w:rPr>
-            <w:rStyle w:val="NormalTok"/>
-          </w:rPr>
-          <w:t xml:space="preserve">)),</w:t>
-        </w:r>
-      </w:ins>
-      <w:ins w:id="494" w:author="PR Preview" w:date="2026-01-01T00:00:00Z">
+          <w:t xml:space="preserve"> hoeffding_bound,</w:t>
+        </w:r>
+      </w:ins>
+      <w:ins w:id="513" w:author="PR Preview" w:date="2026-01-01T00:00:00Z">
         <w:r>
           <w:br/>
         </w:r>
       </w:ins>
-      <w:ins w:id="495" w:author="PR Preview" w:date="2026-01-01T00:00:00Z">
+      <w:ins w:id="514" w:author="PR Preview" w:date="2026-01-01T00:00:00Z">
         <w:r>
           <w:rPr>
             <w:rStyle w:val="NormalTok"/>
@@ -21995,7 +22141,7 @@
           <w:t xml:space="preserve">  </w:t>
         </w:r>
       </w:ins>
-      <w:ins w:id="496" w:author="PR Preview" w:date="2026-01-01T00:00:00Z">
+      <w:ins w:id="515" w:author="PR Preview" w:date="2026-01-01T00:00:00Z">
         <w:r>
           <w:rPr>
             <w:rStyle w:val="AttributeTok"/>
@@ -22003,108 +22149,20 @@
           <w:t xml:space="preserve">chebyshev_bound =</w:t>
         </w:r>
       </w:ins>
-      <w:ins w:id="497" w:author="PR Preview" w:date="2026-01-01T00:00:00Z">
+      <w:ins w:id="516" w:author="PR Preview" w:date="2026-01-01T00:00:00Z">
         <w:r>
           <w:rPr>
             <w:rStyle w:val="NormalTok"/>
           </w:rPr>
-          <w:t xml:space="preserve"> </w:t>
-        </w:r>
-      </w:ins>
-      <w:ins w:id="498" w:author="PR Preview" w:date="2026-01-01T00:00:00Z">
-        <w:r>
-          <w:rPr>
-            <w:rStyle w:val="FunctionTok"/>
-          </w:rPr>
-          <w:t xml:space="preserve">pmin</w:t>
-        </w:r>
-      </w:ins>
-      <w:ins w:id="499" w:author="PR Preview" w:date="2026-01-01T00:00:00Z">
-        <w:r>
-          <w:rPr>
-            <w:rStyle w:val="NormalTok"/>
-          </w:rPr>
-          <w:t xml:space="preserve">(</w:t>
-        </w:r>
-      </w:ins>
-      <w:ins w:id="500" w:author="PR Preview" w:date="2026-01-01T00:00:00Z">
-        <w:r>
-          <w:rPr>
-            <w:rStyle w:val="DecValTok"/>
-          </w:rPr>
-          <w:t xml:space="preserve">1</w:t>
-        </w:r>
-      </w:ins>
-      <w:ins w:id="501" w:author="PR Preview" w:date="2026-01-01T00:00:00Z">
-        <w:r>
-          <w:rPr>
-            <w:rStyle w:val="NormalTok"/>
-          </w:rPr>
-          <w:t xml:space="preserve">, sigma2 </w:t>
-        </w:r>
-      </w:ins>
-      <w:ins w:id="502" w:author="PR Preview" w:date="2026-01-01T00:00:00Z">
-        <w:r>
-          <w:rPr>
-            <w:rStyle w:val="SpecialCharTok"/>
-          </w:rPr>
-          <w:t xml:space="preserve">/</w:t>
-        </w:r>
-      </w:ins>
-      <w:ins w:id="503" w:author="PR Preview" w:date="2026-01-01T00:00:00Z">
-        <w:r>
-          <w:rPr>
-            <w:rStyle w:val="NormalTok"/>
-          </w:rPr>
-          <w:t xml:space="preserve"> (n </w:t>
-        </w:r>
-      </w:ins>
-      <w:ins w:id="504" w:author="PR Preview" w:date="2026-01-01T00:00:00Z">
-        <w:r>
-          <w:rPr>
-            <w:rStyle w:val="SpecialCharTok"/>
-          </w:rPr>
-          <w:t xml:space="preserve">*</w:t>
-        </w:r>
-      </w:ins>
-      <w:ins w:id="505" w:author="PR Preview" w:date="2026-01-01T00:00:00Z">
-        <w:r>
-          <w:rPr>
-            <w:rStyle w:val="NormalTok"/>
-          </w:rPr>
-          <w:t xml:space="preserve"> tol</w:t>
-        </w:r>
-      </w:ins>
-      <w:ins w:id="506" w:author="PR Preview" w:date="2026-01-01T00:00:00Z">
-        <w:r>
-          <w:rPr>
-            <w:rStyle w:val="SpecialCharTok"/>
-          </w:rPr>
-          <w:t xml:space="preserve">^</w:t>
-        </w:r>
-      </w:ins>
-      <w:ins w:id="507" w:author="PR Preview" w:date="2026-01-01T00:00:00Z">
-        <w:r>
-          <w:rPr>
-            <w:rStyle w:val="DecValTok"/>
-          </w:rPr>
-          <w:t xml:space="preserve">2</w:t>
-        </w:r>
-      </w:ins>
-      <w:ins w:id="508" w:author="PR Preview" w:date="2026-01-01T00:00:00Z">
-        <w:r>
-          <w:rPr>
-            <w:rStyle w:val="NormalTok"/>
-          </w:rPr>
-          <w:t xml:space="preserve">))</w:t>
-        </w:r>
-      </w:ins>
-      <w:ins w:id="509" w:author="PR Preview" w:date="2026-01-01T00:00:00Z">
+          <w:t xml:space="preserve"> chebyshev_bound</w:t>
+        </w:r>
+      </w:ins>
+      <w:ins w:id="517" w:author="PR Preview" w:date="2026-01-01T00:00:00Z">
         <w:r>
           <w:br/>
         </w:r>
       </w:ins>
-      <w:ins w:id="510" w:author="PR Preview" w:date="2026-01-01T00:00:00Z">
+      <w:ins w:id="518" w:author="PR Preview" w:date="2026-01-01T00:00:00Z">
         <w:r>
           <w:rPr>
             <w:rStyle w:val="NormalTok"/>
@@ -22112,12 +22170,12 @@
           <w:t xml:space="preserve">)</w:t>
         </w:r>
       </w:ins>
-      <w:ins w:id="511" w:author="PR Preview" w:date="2026-01-01T00:00:00Z">
+      <w:ins w:id="519" w:author="PR Preview" w:date="2026-01-01T00:00:00Z">
         <w:r>
           <w:br/>
         </w:r>
       </w:ins>
-      <w:ins w:id="512" w:author="PR Preview" w:date="2026-01-01T00:00:00Z">
+      <w:ins w:id="520" w:author="PR Preview" w:date="2026-01-01T00:00:00Z">
         <w:r>
           <w:rPr>
             <w:rStyle w:val="CommentTok"/>
@@ -22125,12 +22183,12 @@
           <w:t xml:space="preserve">#&gt; # A tibble: 4 × 4</w:t>
         </w:r>
       </w:ins>
-      <w:ins w:id="513" w:author="PR Preview" w:date="2026-01-01T00:00:00Z">
+      <w:ins w:id="521" w:author="PR Preview" w:date="2026-01-01T00:00:00Z">
         <w:r>
           <w:br/>
         </w:r>
       </w:ins>
-      <w:ins w:id="514" w:author="PR Preview" w:date="2026-01-01T00:00:00Z">
+      <w:ins w:id="522" w:author="PR Preview" w:date="2026-01-01T00:00:00Z">
         <w:r>
           <w:rPr>
             <w:rStyle w:val="CommentTok"/>
@@ -22138,12 +22196,12 @@
           <w:t xml:space="preserve">#&gt;       n share_missed hoeffding_bound chebyshev_bound</w:t>
         </w:r>
       </w:ins>
-      <w:ins w:id="515" w:author="PR Preview" w:date="2026-01-01T00:00:00Z">
+      <w:ins w:id="523" w:author="PR Preview" w:date="2026-01-01T00:00:00Z">
         <w:r>
           <w:br/>
         </w:r>
       </w:ins>
-      <w:ins w:id="516" w:author="PR Preview" w:date="2026-01-01T00:00:00Z">
+      <w:ins w:id="524" w:author="PR Preview" w:date="2026-01-01T00:00:00Z">
         <w:r>
           <w:rPr>
             <w:rStyle w:val="CommentTok"/>
@@ -22151,12 +22209,12 @@
           <w:t xml:space="preserve">#&gt;   &lt;dbl&gt;        &lt;dbl&gt;           &lt;dbl&gt;           &lt;dbl&gt;</w:t>
         </w:r>
       </w:ins>
-      <w:ins w:id="517" w:author="PR Preview" w:date="2026-01-01T00:00:00Z">
+      <w:ins w:id="525" w:author="PR Preview" w:date="2026-01-01T00:00:00Z">
         <w:r>
           <w:br/>
         </w:r>
       </w:ins>
-      <w:ins w:id="518" w:author="PR Preview" w:date="2026-01-01T00:00:00Z">
+      <w:ins w:id="526" w:author="PR Preview" w:date="2026-01-01T00:00:00Z">
         <w:r>
           <w:rPr>
             <w:rStyle w:val="CommentTok"/>
@@ -22164,12 +22222,12 @@
           <w:t xml:space="preserve">#&gt; 1    50       0.148         0.736             0.479 </w:t>
         </w:r>
       </w:ins>
-      <w:ins w:id="519" w:author="PR Preview" w:date="2026-01-01T00:00:00Z">
+      <w:ins w:id="527" w:author="PR Preview" w:date="2026-01-01T00:00:00Z">
         <w:r>
           <w:br/>
         </w:r>
       </w:ins>
-      <w:ins w:id="520" w:author="PR Preview" w:date="2026-01-01T00:00:00Z">
+      <w:ins w:id="528" w:author="PR Preview" w:date="2026-01-01T00:00:00Z">
         <w:r>
           <w:rPr>
             <w:rStyle w:val="CommentTok"/>
@@ -22177,12 +22235,12 @@
           <w:t xml:space="preserve">#&gt; 2   100       0.0408        0.271             0.240 </w:t>
         </w:r>
       </w:ins>
-      <w:ins w:id="521" w:author="PR Preview" w:date="2026-01-01T00:00:00Z">
+      <w:ins w:id="529" w:author="PR Preview" w:date="2026-01-01T00:00:00Z">
         <w:r>
           <w:br/>
         </w:r>
       </w:ins>
-      <w:ins w:id="522" w:author="PR Preview" w:date="2026-01-01T00:00:00Z">
+      <w:ins w:id="530" w:author="PR Preview" w:date="2026-01-01T00:00:00Z">
         <w:r>
           <w:rPr>
             <w:rStyle w:val="CommentTok"/>
@@ -22190,12 +22248,12 @@
           <w:t xml:space="preserve">#&gt; 3   200       0.0042        0.0366            0.120 </w:t>
         </w:r>
       </w:ins>
-      <w:ins w:id="523" w:author="PR Preview" w:date="2026-01-01T00:00:00Z">
+      <w:ins w:id="531" w:author="PR Preview" w:date="2026-01-01T00:00:00Z">
         <w:r>
           <w:br/>
         </w:r>
       </w:ins>
-      <w:ins w:id="524" w:author="PR Preview" w:date="2026-01-01T00:00:00Z">
+      <w:ins w:id="532" w:author="PR Preview" w:date="2026-01-01T00:00:00Z">
         <w:r>
           <w:rPr>
             <w:rStyle w:val="CommentTok"/>
@@ -22208,32 +22266,32 @@
       <w:pPr>
         <w:pStyle w:val="FirstParagraph"/>
       </w:pPr>
-      <w:ins w:id="525" w:author="PR Preview" w:date="2026-01-01T00:00:00Z">
+      <w:ins w:id="533" w:author="PR Preview" w:date="2026-01-01T00:00:00Z">
         <w:r>
           <w:t xml:space="preserve">The simulated proportions lie below both bounds at every sample size, as they should: the bounds apply to the true probabilities these proportions estimate.</w:t>
         </w:r>
       </w:ins>
-      <w:ins w:id="526" w:author="PR Preview" w:date="2026-01-01T00:00:00Z">
+      <w:ins w:id="534" w:author="PR Preview" w:date="2026-01-01T00:00:00Z">
         <w:r>
           <w:t xml:space="preserve"> </w:t>
         </w:r>
       </w:ins>
-      <w:ins w:id="527" w:author="PR Preview" w:date="2026-01-01T00:00:00Z">
+      <w:ins w:id="535" w:author="PR Preview" w:date="2026-01-01T00:00:00Z">
         <w:r>
           <w:t xml:space="preserve">The share of efficient cars is 0.398.</w:t>
         </w:r>
       </w:ins>
-      <w:ins w:id="528" w:author="PR Preview" w:date="2026-01-01T00:00:00Z">
+      <w:ins w:id="536" w:author="PR Preview" w:date="2026-01-01T00:00:00Z">
         <w:r>
           <w:t xml:space="preserve"> </w:t>
         </w:r>
       </w:ins>
-      <w:ins w:id="529" w:author="PR Preview" w:date="2026-01-01T00:00:00Z">
+      <w:ins w:id="537" w:author="PR Preview" w:date="2026-01-01T00:00:00Z">
         <w:r>
           <w:t xml:space="preserve">For</w:t>
         </w:r>
       </w:ins>
-      <w:ins w:id="530" w:author="PR Preview" w:date="2026-01-01T00:00:00Z">
+      <w:ins w:id="538" w:author="PR Preview" w:date="2026-01-01T00:00:00Z">
         <w:r>
           <w:t xml:space="preserve"> </w:t>
         </w:r>
@@ -22252,17 +22310,17 @@
           <m:t>50</m:t>
         </m:r>
       </m:oMath>
-      <w:ins w:id="531" w:author="PR Preview" w:date="2026-01-01T00:00:00Z">
+      <w:ins w:id="539" w:author="PR Preview" w:date="2026-01-01T00:00:00Z">
         <w:r>
           <w:t xml:space="preserve"> </w:t>
         </w:r>
       </w:ins>
-      <w:ins w:id="532" w:author="PR Preview" w:date="2026-01-01T00:00:00Z">
+      <w:ins w:id="540" w:author="PR Preview" w:date="2026-01-01T00:00:00Z">
         <w:r>
           <w:t xml:space="preserve">and</w:t>
         </w:r>
       </w:ins>
-      <w:ins w:id="533" w:author="PR Preview" w:date="2026-01-01T00:00:00Z">
+      <w:ins w:id="541" w:author="PR Preview" w:date="2026-01-01T00:00:00Z">
         <w:r>
           <w:t xml:space="preserve"> </w:t>
         </w:r>
@@ -22281,27 +22339,27 @@
           <m:t>100</m:t>
         </m:r>
       </m:oMath>
-      <w:ins w:id="534" w:author="PR Preview" w:date="2026-01-01T00:00:00Z">
+      <w:ins w:id="542" w:author="PR Preview" w:date="2026-01-01T00:00:00Z">
         <w:r>
           <w:t xml:space="preserve"> </w:t>
         </w:r>
       </w:ins>
-      <w:ins w:id="535" w:author="PR Preview" w:date="2026-01-01T00:00:00Z">
+      <w:ins w:id="543" w:author="PR Preview" w:date="2026-01-01T00:00:00Z">
         <w:r>
           <w:t xml:space="preserve">Chebyshev’s bound is the smaller of the two,</w:t>
         </w:r>
       </w:ins>
-      <w:ins w:id="536" w:author="PR Preview" w:date="2026-01-01T00:00:00Z">
+      <w:ins w:id="544" w:author="PR Preview" w:date="2026-01-01T00:00:00Z">
         <w:r>
           <w:t xml:space="preserve"> </w:t>
         </w:r>
       </w:ins>
-      <w:ins w:id="537" w:author="PR Preview" w:date="2026-01-01T00:00:00Z">
+      <w:ins w:id="545" w:author="PR Preview" w:date="2026-01-01T00:00:00Z">
         <w:r>
           <w:t xml:space="preserve">but the Hoeffding bound falls exponentially in</w:t>
         </w:r>
       </w:ins>
-      <w:ins w:id="538" w:author="PR Preview" w:date="2026-01-01T00:00:00Z">
+      <w:ins w:id="546" w:author="PR Preview" w:date="2026-01-01T00:00:00Z">
         <w:r>
           <w:t xml:space="preserve"> </w:t>
         </w:r>
@@ -22311,17 +22369,17 @@
           <m:t>n</m:t>
         </m:r>
       </m:oMath>
-      <w:ins w:id="539" w:author="PR Preview" w:date="2026-01-01T00:00:00Z">
+      <w:ins w:id="547" w:author="PR Preview" w:date="2026-01-01T00:00:00Z">
         <w:r>
           <w:t xml:space="preserve"> </w:t>
         </w:r>
       </w:ins>
-      <w:ins w:id="540" w:author="PR Preview" w:date="2026-01-01T00:00:00Z">
+      <w:ins w:id="548" w:author="PR Preview" w:date="2026-01-01T00:00:00Z">
         <w:r>
           <w:t xml:space="preserve">while the Chebyshev bound falls only like</w:t>
         </w:r>
       </w:ins>
-      <w:ins w:id="541" w:author="PR Preview" w:date="2026-01-01T00:00:00Z">
+      <w:ins w:id="549" w:author="PR Preview" w:date="2026-01-01T00:00:00Z">
         <w:r>
           <w:t xml:space="preserve"> </w:t>
         </w:r>
@@ -22340,22 +22398,22 @@
           <m:t>n</m:t>
         </m:r>
       </m:oMath>
-      <w:ins w:id="542" w:author="PR Preview" w:date="2026-01-01T00:00:00Z">
+      <w:ins w:id="550" w:author="PR Preview" w:date="2026-01-01T00:00:00Z">
         <w:r>
           <w:t xml:space="preserve">,</w:t>
         </w:r>
       </w:ins>
-      <w:ins w:id="543" w:author="PR Preview" w:date="2026-01-01T00:00:00Z">
+      <w:ins w:id="551" w:author="PR Preview" w:date="2026-01-01T00:00:00Z">
         <w:r>
           <w:t xml:space="preserve"> </w:t>
         </w:r>
       </w:ins>
-      <w:ins w:id="544" w:author="PR Preview" w:date="2026-01-01T00:00:00Z">
+      <w:ins w:id="552" w:author="PR Preview" w:date="2026-01-01T00:00:00Z">
         <w:r>
           <w:t xml:space="preserve">so at</w:t>
         </w:r>
       </w:ins>
-      <w:ins w:id="545" w:author="PR Preview" w:date="2026-01-01T00:00:00Z">
+      <w:ins w:id="553" w:author="PR Preview" w:date="2026-01-01T00:00:00Z">
         <w:r>
           <w:t xml:space="preserve"> </w:t>
         </w:r>
@@ -22374,17 +22432,17 @@
           <m:t>200</m:t>
         </m:r>
       </m:oMath>
-      <w:ins w:id="546" w:author="PR Preview" w:date="2026-01-01T00:00:00Z">
+      <w:ins w:id="554" w:author="PR Preview" w:date="2026-01-01T00:00:00Z">
         <w:r>
           <w:t xml:space="preserve"> </w:t>
         </w:r>
       </w:ins>
-      <w:ins w:id="547" w:author="PR Preview" w:date="2026-01-01T00:00:00Z">
+      <w:ins w:id="555" w:author="PR Preview" w:date="2026-01-01T00:00:00Z">
         <w:r>
           <w:t xml:space="preserve">and</w:t>
         </w:r>
       </w:ins>
-      <w:ins w:id="548" w:author="PR Preview" w:date="2026-01-01T00:00:00Z">
+      <w:ins w:id="556" w:author="PR Preview" w:date="2026-01-01T00:00:00Z">
         <w:r>
           <w:t xml:space="preserve"> </w:t>
         </w:r>
@@ -22403,27 +22461,27 @@
           <m:t>400</m:t>
         </m:r>
       </m:oMath>
-      <w:ins w:id="549" w:author="PR Preview" w:date="2026-01-01T00:00:00Z">
+      <w:ins w:id="557" w:author="PR Preview" w:date="2026-01-01T00:00:00Z">
         <w:r>
           <w:t xml:space="preserve"> </w:t>
         </w:r>
       </w:ins>
-      <w:ins w:id="550" w:author="PR Preview" w:date="2026-01-01T00:00:00Z">
+      <w:ins w:id="558" w:author="PR Preview" w:date="2026-01-01T00:00:00Z">
         <w:r>
           <w:t xml:space="preserve">Hoeffding’s is the smaller.</w:t>
         </w:r>
       </w:ins>
-      <w:ins w:id="551" w:author="PR Preview" w:date="2026-01-01T00:00:00Z">
+      <w:ins w:id="559" w:author="PR Preview" w:date="2026-01-01T00:00:00Z">
         <w:r>
           <w:t xml:space="preserve"> </w:t>
         </w:r>
       </w:ins>
-      <w:ins w:id="552" w:author="PR Preview" w:date="2026-01-01T00:00:00Z">
+      <w:ins w:id="560" w:author="PR Preview" w:date="2026-01-01T00:00:00Z">
         <w:r>
           <w:t xml:space="preserve">At</w:t>
         </w:r>
       </w:ins>
-      <w:ins w:id="553" w:author="PR Preview" w:date="2026-01-01T00:00:00Z">
+      <w:ins w:id="561" w:author="PR Preview" w:date="2026-01-01T00:00:00Z">
         <w:r>
           <w:t xml:space="preserve"> </w:t>
         </w:r>
@@ -22442,42 +22500,42 @@
           <m:t>400</m:t>
         </m:r>
       </m:oMath>
-      <w:ins w:id="554" w:author="PR Preview" w:date="2026-01-01T00:00:00Z">
+      <w:ins w:id="562" w:author="PR Preview" w:date="2026-01-01T00:00:00Z">
         <w:r>
           <w:t xml:space="preserve"> </w:t>
         </w:r>
       </w:ins>
-      <w:ins w:id="555" w:author="PR Preview" w:date="2026-01-01T00:00:00Z">
+      <w:ins w:id="563" w:author="PR Preview" w:date="2026-01-01T00:00:00Z">
         <w:r>
           <w:t xml:space="preserve">the Hoeffding bound is 0.00067,</w:t>
         </w:r>
       </w:ins>
-      <w:ins w:id="556" w:author="PR Preview" w:date="2026-01-01T00:00:00Z">
+      <w:ins w:id="564" w:author="PR Preview" w:date="2026-01-01T00:00:00Z">
         <w:r>
           <w:t xml:space="preserve"> </w:t>
         </w:r>
       </w:ins>
-      <w:ins w:id="557" w:author="PR Preview" w:date="2026-01-01T00:00:00Z">
+      <w:ins w:id="565" w:author="PR Preview" w:date="2026-01-01T00:00:00Z">
         <w:r>
           <w:t xml:space="preserve">against 0.06 for Chebyshev,</w:t>
         </w:r>
       </w:ins>
-      <w:ins w:id="558" w:author="PR Preview" w:date="2026-01-01T00:00:00Z">
+      <w:ins w:id="566" w:author="PR Preview" w:date="2026-01-01T00:00:00Z">
         <w:r>
           <w:t xml:space="preserve"> </w:t>
         </w:r>
       </w:ins>
-      <w:ins w:id="559" w:author="PR Preview" w:date="2026-01-01T00:00:00Z">
+      <w:ins w:id="567" w:author="PR Preview" w:date="2026-01-01T00:00:00Z">
         <w:r>
           <w:t xml:space="preserve">and 0 of the 10,000 samples missed.</w:t>
         </w:r>
       </w:ins>
-      <w:ins w:id="560" w:author="PR Preview" w:date="2026-01-01T00:00:00Z">
+      <w:ins w:id="568" w:author="PR Preview" w:date="2026-01-01T00:00:00Z">
         <w:r>
           <w:t xml:space="preserve"> </w:t>
         </w:r>
       </w:ins>
-      <w:ins w:id="561" w:author="PR Preview" w:date="2026-01-01T00:00:00Z">
+      <w:ins w:id="569" w:author="PR Preview" w:date="2026-01-01T00:00:00Z">
         <w:r>
           <w:t xml:space="preserve">Both bounds are loose because they must hold for every distribution of this kind, not only for this one.</w:t>
         </w:r>
@@ -22655,27 +22713,27 @@
       <w:pPr>
         <w:pStyle w:val="Bibliography"/>
       </w:pPr>
-      <w:ins w:id="562" w:author="PR Preview" w:date="2026-01-01T00:00:00Z">
+      <w:ins w:id="570" w:author="PR Preview" w:date="2026-01-01T00:00:00Z">
         <w:r>
           <w:t xml:space="preserve">Hoeffding, Wassily. 1963.</w:t>
         </w:r>
       </w:ins>
-      <w:ins w:id="563" w:author="PR Preview" w:date="2026-01-01T00:00:00Z">
+      <w:ins w:id="571" w:author="PR Preview" w:date="2026-01-01T00:00:00Z">
         <w:r>
           <w:t xml:space="preserve"> </w:t>
         </w:r>
       </w:ins>
-      <w:ins w:id="564" w:author="PR Preview" w:date="2026-01-01T00:00:00Z">
+      <w:ins w:id="572" w:author="PR Preview" w:date="2026-01-01T00:00:00Z">
         <w:r>
           <w:t xml:space="preserve">“Probability Inequalities for Sums of Bounded Random Variables.”</w:t>
         </w:r>
       </w:ins>
-      <w:ins w:id="565" w:author="PR Preview" w:date="2026-01-01T00:00:00Z">
+      <w:ins w:id="573" w:author="PR Preview" w:date="2026-01-01T00:00:00Z">
         <w:r>
           <w:t xml:space="preserve"> </w:t>
         </w:r>
       </w:ins>
-      <w:ins w:id="566" w:author="PR Preview" w:date="2026-01-01T00:00:00Z">
+      <w:ins w:id="574" w:author="PR Preview" w:date="2026-01-01T00:00:00Z">
         <w:r>
           <w:rPr>
             <w:i/>
@@ -22684,23 +22742,23 @@
           <w:t xml:space="preserve">Journal of the American Statistical Association</w:t>
         </w:r>
       </w:ins>
-      <w:ins w:id="567" w:author="PR Preview" w:date="2026-01-01T00:00:00Z">
+      <w:ins w:id="575" w:author="PR Preview" w:date="2026-01-01T00:00:00Z">
         <w:r>
           <w:t xml:space="preserve"> </w:t>
         </w:r>
       </w:ins>
-      <w:ins w:id="568" w:author="PR Preview" w:date="2026-01-01T00:00:00Z">
+      <w:ins w:id="576" w:author="PR Preview" w:date="2026-01-01T00:00:00Z">
         <w:r>
           <w:t xml:space="preserve">58 (301): 13–30.</w:t>
         </w:r>
       </w:ins>
-      <w:ins w:id="569" w:author="PR Preview" w:date="2026-01-01T00:00:00Z">
+      <w:ins w:id="577" w:author="PR Preview" w:date="2026-01-01T00:00:00Z">
         <w:r>
           <w:t xml:space="preserve"> </w:t>
         </w:r>
       </w:ins>
       <w:hyperlink r:id="rId57">
-        <w:ins w:id="570" w:author="PR Preview" w:date="2026-01-01T00:00:00Z">
+        <w:ins w:id="578" w:author="PR Preview" w:date="2026-01-01T00:00:00Z">
           <w:r>
             <w:rPr>
               <w:rStyle w:val="Hyperlink"/>
@@ -22709,7 +22767,7 @@
           </w:r>
         </w:ins>
       </w:hyperlink>
-      <w:ins w:id="571" w:author="PR Preview" w:date="2026-01-01T00:00:00Z">
+      <w:ins w:id="579" w:author="PR Preview" w:date="2026-01-01T00:00:00Z">
         <w:r>
           <w:t xml:space="preserve">.</w:t>
         </w:r>

--- a/pr-preview/pr-153/limit-theorems-tracked-changes.docx
+++ b/pr-preview/pr-153/limit-theorems-tracked-changes.docx
@@ -16,7 +16,7 @@
       </w:pPr>
       <w:del w:id="1" w:author="PR Preview" w:date="2026-01-01T00:00:00Z">
         <w:r>
-          <w:delText xml:space="preserve">Last modified: 2026-10-14 23:01:57 (PDT)</w:delText>
+          <w:delText xml:space="preserve">Last modified: 2026-10-15 01:12:39 (PDT)</w:delText>
         </w:r>
       </w:del>
     </w:p>
@@ -26,7 +26,7 @@
       </w:pPr>
       <w:ins w:id="2" w:author="PR Preview" w:date="2026-01-01T00:00:00Z">
         <w:r>
-          <w:t xml:space="preserve">Last modified: 2026-10-15 00:30:30 (PDT)</w:t>
+          <w:t xml:space="preserve">Last modified: 2026-10-15 01:14:00 (PDT)</w:t>
         </w:r>
       </w:ins>
     </w:p>
